--- a/PR7.2_Filin_Bereznev/Documents/Тестовые сценарии.docx
+++ b/PR7.2_Filin_Bereznev/Documents/Тестовые сценарии.docx
@@ -247,39 +247,8 @@
                 <w:szCs w:val="20"/>
                 <w:lang w:val="en-US" w:eastAsia="en-AU"/>
               </w:rPr>
-              <w:t xml:space="preserve">Pr7.2 </w:t>
-            </w:r>
-            <w:proofErr w:type="spellStart"/>
-            <w:r>
-              <w:rPr>
-                <w:rFonts w:ascii="Microsoft YaHei" w:eastAsia="Microsoft YaHei" w:hAnsi="Microsoft YaHei" w:cs="Arial"/>
-                <w:sz w:val="20"/>
-                <w:szCs w:val="20"/>
-                <w:lang w:val="en-US" w:eastAsia="en-AU"/>
-              </w:rPr>
-              <w:t>Filin</w:t>
-            </w:r>
-            <w:proofErr w:type="spellEnd"/>
-            <w:r>
-              <w:rPr>
-                <w:rFonts w:ascii="Microsoft YaHei" w:eastAsia="Microsoft YaHei" w:hAnsi="Microsoft YaHei" w:cs="Arial"/>
-                <w:sz w:val="20"/>
-                <w:szCs w:val="20"/>
-                <w:lang w:val="en-US" w:eastAsia="en-AU"/>
-              </w:rPr>
-              <w:t xml:space="preserve"> </w:t>
-            </w:r>
-            <w:proofErr w:type="spellStart"/>
-            <w:r>
-              <w:rPr>
-                <w:rFonts w:ascii="Microsoft YaHei" w:eastAsia="Microsoft YaHei" w:hAnsi="Microsoft YaHei" w:cs="Arial"/>
-                <w:sz w:val="20"/>
-                <w:szCs w:val="20"/>
-                <w:lang w:val="en-US" w:eastAsia="en-AU"/>
-              </w:rPr>
-              <w:t>Bereznev</w:t>
-            </w:r>
-            <w:proofErr w:type="spellEnd"/>
+              <w:t>Pr7.2 Filin Bereznev</w:t>
+            </w:r>
           </w:p>
         </w:tc>
       </w:tr>
@@ -548,7 +517,6 @@
                 <w:lang w:val="ru-RU" w:eastAsia="en-AU"/>
               </w:rPr>
             </w:pPr>
-            <w:proofErr w:type="spellStart"/>
             <w:r>
               <w:rPr>
                 <w:rFonts w:ascii="Microsoft YaHei" w:eastAsia="Microsoft YaHei" w:hAnsi="Microsoft YaHei" w:cs="Arial" w:hint="eastAsia"/>
@@ -561,7 +529,6 @@
               </w:rPr>
               <w:t>Дата</w:t>
             </w:r>
-            <w:proofErr w:type="spellEnd"/>
             <w:r>
               <w:rPr>
                 <w:rFonts w:ascii="Microsoft YaHei" w:eastAsia="Microsoft YaHei" w:hAnsi="Microsoft YaHei" w:cs="Arial"/>
@@ -683,6 +650,7 @@
           <w:szCs w:val="18"/>
           <w:lang w:val="ru-RU"/>
         </w:rPr>
+        <w:lastRenderedPageBreak/>
         <w:t>Тестовый</w:t>
       </w:r>
       <w:r>
@@ -1525,7 +1493,6 @@
                 <w:lang w:val="ru-RU" w:eastAsia="en-AU"/>
               </w:rPr>
             </w:pPr>
-            <w:proofErr w:type="spellStart"/>
             <w:r>
               <w:rPr>
                 <w:rFonts w:ascii="Microsoft YaHei" w:eastAsia="Microsoft YaHei" w:hAnsi="Microsoft YaHei" w:cs="Arial" w:hint="eastAsia"/>
@@ -1538,7 +1505,6 @@
               </w:rPr>
               <w:t>Ожидаемый</w:t>
             </w:r>
-            <w:proofErr w:type="spellEnd"/>
             <w:r>
               <w:rPr>
                 <w:rFonts w:ascii="Microsoft YaHei" w:eastAsia="Microsoft YaHei" w:hAnsi="Microsoft YaHei" w:cs="Arial"/>
@@ -2102,7 +2068,6 @@
                 <w:lang w:val="en-AU" w:eastAsia="en-AU"/>
               </w:rPr>
             </w:pPr>
-            <w:proofErr w:type="spellStart"/>
             <w:r>
               <w:rPr>
                 <w:rFonts w:ascii="Microsoft YaHei" w:eastAsia="Microsoft YaHei" w:hAnsi="Microsoft YaHei" w:hint="eastAsia"/>
@@ -2114,7 +2079,6 @@
               </w:rPr>
               <w:t>Тестовый</w:t>
             </w:r>
-            <w:proofErr w:type="spellEnd"/>
             <w:r>
               <w:rPr>
                 <w:rFonts w:ascii="Microsoft YaHei" w:eastAsia="Microsoft YaHei" w:hAnsi="Microsoft YaHei"/>
@@ -2243,7 +2207,6 @@
                 <w:lang w:val="en-AU" w:eastAsia="en-AU"/>
               </w:rPr>
             </w:pPr>
-            <w:proofErr w:type="spellStart"/>
             <w:r>
               <w:rPr>
                 <w:rFonts w:ascii="Microsoft YaHei" w:eastAsia="Microsoft YaHei" w:hAnsi="Microsoft YaHei" w:cs="Arial" w:hint="eastAsia"/>
@@ -2256,7 +2219,6 @@
               </w:rPr>
               <w:t>Приоритет</w:t>
             </w:r>
-            <w:proofErr w:type="spellEnd"/>
             <w:r>
               <w:rPr>
                 <w:rFonts w:ascii="Microsoft YaHei" w:eastAsia="Microsoft YaHei" w:hAnsi="Microsoft YaHei" w:cs="Arial"/>
@@ -2521,7 +2483,6 @@
                 <w:lang w:val="en-AU" w:eastAsia="en-AU"/>
               </w:rPr>
             </w:pPr>
-            <w:proofErr w:type="spellStart"/>
             <w:r>
               <w:rPr>
                 <w:rFonts w:ascii="Microsoft YaHei" w:eastAsia="Microsoft YaHei" w:hAnsi="Microsoft YaHei" w:cs="Arial" w:hint="eastAsia"/>
@@ -2534,7 +2495,6 @@
               </w:rPr>
               <w:t>Этапы</w:t>
             </w:r>
-            <w:proofErr w:type="spellEnd"/>
             <w:r>
               <w:rPr>
                 <w:rFonts w:ascii="Microsoft YaHei" w:eastAsia="Microsoft YaHei" w:hAnsi="Microsoft YaHei" w:cs="Arial"/>
@@ -2651,7 +2611,6 @@
                 <w:lang w:val="en-AU" w:eastAsia="en-AU"/>
               </w:rPr>
             </w:pPr>
-            <w:proofErr w:type="spellStart"/>
             <w:r>
               <w:rPr>
                 <w:rFonts w:ascii="Microsoft YaHei" w:eastAsia="Microsoft YaHei" w:hAnsi="Microsoft YaHei" w:cs="Arial" w:hint="eastAsia"/>
@@ -2664,7 +2623,6 @@
               </w:rPr>
               <w:t>Тестовые</w:t>
             </w:r>
-            <w:proofErr w:type="spellEnd"/>
             <w:r>
               <w:rPr>
                 <w:rFonts w:ascii="Microsoft YaHei" w:eastAsia="Microsoft YaHei" w:hAnsi="Microsoft YaHei" w:cs="Arial"/>
@@ -2775,7 +2733,6 @@
               </w:rPr>
               <w:t xml:space="preserve"> </w:t>
             </w:r>
-            <w:proofErr w:type="spellStart"/>
             <w:r>
               <w:rPr>
                 <w:rFonts w:ascii="Microsoft YaHei" w:eastAsia="Microsoft YaHei" w:hAnsi="Microsoft YaHei" w:cs="Arial"/>
@@ -2785,7 +2742,6 @@
               </w:rPr>
               <w:t>abcd</w:t>
             </w:r>
-            <w:proofErr w:type="spellEnd"/>
           </w:p>
         </w:tc>
       </w:tr>
@@ -2931,7 +2887,6 @@
                 <w:lang w:val="en-AU" w:eastAsia="en-AU"/>
               </w:rPr>
             </w:pPr>
-            <w:proofErr w:type="spellStart"/>
             <w:r>
               <w:rPr>
                 <w:rFonts w:ascii="Microsoft YaHei" w:eastAsia="Microsoft YaHei" w:hAnsi="Microsoft YaHei" w:cs="Arial" w:hint="eastAsia"/>
@@ -2944,7 +2899,6 @@
               </w:rPr>
               <w:t>Фактический</w:t>
             </w:r>
-            <w:proofErr w:type="spellEnd"/>
             <w:r>
               <w:rPr>
                 <w:rFonts w:ascii="Microsoft YaHei" w:eastAsia="Microsoft YaHei" w:hAnsi="Microsoft YaHei" w:cs="Arial"/>
@@ -3371,6 +3325,7 @@
           <w:szCs w:val="18"/>
           <w:lang w:val="ru-RU"/>
         </w:rPr>
+        <w:lastRenderedPageBreak/>
         <w:t>Тестовый</w:t>
       </w:r>
       <w:r>
@@ -3578,7 +3533,6 @@
                 <w:lang w:val="en-AU" w:eastAsia="en-AU"/>
               </w:rPr>
             </w:pPr>
-            <w:proofErr w:type="spellStart"/>
             <w:r>
               <w:rPr>
                 <w:rFonts w:ascii="Microsoft YaHei" w:eastAsia="Microsoft YaHei" w:hAnsi="Microsoft YaHei" w:cs="Arial" w:hint="eastAsia"/>
@@ -3591,7 +3545,6 @@
               </w:rPr>
               <w:t>Приоритет</w:t>
             </w:r>
-            <w:proofErr w:type="spellEnd"/>
             <w:r>
               <w:rPr>
                 <w:rFonts w:ascii="Microsoft YaHei" w:eastAsia="Microsoft YaHei" w:hAnsi="Microsoft YaHei" w:cs="Arial"/>
@@ -3604,7 +3557,6 @@
               </w:rPr>
               <w:t xml:space="preserve"> тес</w:t>
             </w:r>
-            <w:proofErr w:type="spellStart"/>
             <w:r>
               <w:rPr>
                 <w:rFonts w:ascii="Microsoft YaHei" w:eastAsia="Microsoft YaHei" w:hAnsi="Microsoft YaHei" w:cs="Arial" w:hint="eastAsia"/>
@@ -3617,7 +3569,6 @@
               </w:rPr>
               <w:t>тирования</w:t>
             </w:r>
-            <w:proofErr w:type="spellEnd"/>
           </w:p>
         </w:tc>
         <w:tc>
@@ -3870,7 +3821,6 @@
                 <w:lang w:val="en-AU" w:eastAsia="en-AU"/>
               </w:rPr>
             </w:pPr>
-            <w:proofErr w:type="spellStart"/>
             <w:r>
               <w:rPr>
                 <w:rFonts w:ascii="Microsoft YaHei" w:eastAsia="Microsoft YaHei" w:hAnsi="Microsoft YaHei" w:cs="Arial" w:hint="eastAsia"/>
@@ -3883,7 +3833,6 @@
               </w:rPr>
               <w:t>Этапы</w:t>
             </w:r>
-            <w:proofErr w:type="spellEnd"/>
             <w:r>
               <w:rPr>
                 <w:rFonts w:ascii="Microsoft YaHei" w:eastAsia="Microsoft YaHei" w:hAnsi="Microsoft YaHei" w:cs="Arial"/>
@@ -4018,7 +3967,6 @@
                 <w:lang w:val="en-AU" w:eastAsia="en-AU"/>
               </w:rPr>
             </w:pPr>
-            <w:proofErr w:type="spellStart"/>
             <w:r>
               <w:rPr>
                 <w:rFonts w:ascii="Microsoft YaHei" w:eastAsia="Microsoft YaHei" w:hAnsi="Microsoft YaHei" w:cs="Arial" w:hint="eastAsia"/>
@@ -4031,7 +3979,6 @@
               </w:rPr>
               <w:t>Тестовые</w:t>
             </w:r>
-            <w:proofErr w:type="spellEnd"/>
             <w:r>
               <w:rPr>
                 <w:rFonts w:ascii="Microsoft YaHei" w:eastAsia="Microsoft YaHei" w:hAnsi="Microsoft YaHei" w:cs="Arial"/>
@@ -4142,7 +4089,6 @@
               </w:rPr>
               <w:t xml:space="preserve"> </w:t>
             </w:r>
-            <w:proofErr w:type="spellStart"/>
             <w:r>
               <w:rPr>
                 <w:rFonts w:ascii="Microsoft YaHei" w:eastAsia="Microsoft YaHei" w:hAnsi="Microsoft YaHei" w:cs="Arial"/>
@@ -4152,7 +4098,6 @@
               </w:rPr>
               <w:t>abcd</w:t>
             </w:r>
-            <w:proofErr w:type="spellEnd"/>
           </w:p>
         </w:tc>
       </w:tr>
@@ -4188,7 +4133,6 @@
                 <w:lang w:val="en-AU" w:eastAsia="en-AU"/>
               </w:rPr>
             </w:pPr>
-            <w:proofErr w:type="spellStart"/>
             <w:r>
               <w:rPr>
                 <w:rFonts w:ascii="Microsoft YaHei" w:eastAsia="Microsoft YaHei" w:hAnsi="Microsoft YaHei" w:cs="Arial" w:hint="eastAsia"/>
@@ -4201,7 +4145,6 @@
               </w:rPr>
               <w:t>Ожидаемый</w:t>
             </w:r>
-            <w:proofErr w:type="spellEnd"/>
             <w:r>
               <w:rPr>
                 <w:rFonts w:ascii="Microsoft YaHei" w:eastAsia="Microsoft YaHei" w:hAnsi="Microsoft YaHei" w:cs="Arial"/>
@@ -5407,7 +5350,6 @@
                 <w:lang w:val="en-AU" w:eastAsia="en-AU"/>
               </w:rPr>
             </w:pPr>
-            <w:proofErr w:type="spellStart"/>
             <w:r>
               <w:rPr>
                 <w:rFonts w:ascii="Microsoft YaHei" w:eastAsia="Microsoft YaHei" w:hAnsi="Microsoft YaHei" w:cs="Arial" w:hint="eastAsia"/>
@@ -5420,7 +5362,6 @@
               </w:rPr>
               <w:t>Тестовые</w:t>
             </w:r>
-            <w:proofErr w:type="spellEnd"/>
             <w:r>
               <w:rPr>
                 <w:rFonts w:ascii="Microsoft YaHei" w:eastAsia="Microsoft YaHei" w:hAnsi="Microsoft YaHei" w:cs="Arial"/>
@@ -5618,7 +5559,6 @@
                 <w:lang w:val="en-AU" w:eastAsia="en-AU"/>
               </w:rPr>
             </w:pPr>
-            <w:proofErr w:type="spellStart"/>
             <w:r>
               <w:rPr>
                 <w:rFonts w:ascii="Microsoft YaHei" w:eastAsia="Microsoft YaHei" w:hAnsi="Microsoft YaHei" w:cs="Arial" w:hint="eastAsia"/>
@@ -5631,7 +5571,6 @@
               </w:rPr>
               <w:t>Ожидаемый</w:t>
             </w:r>
-            <w:proofErr w:type="spellEnd"/>
             <w:r>
               <w:rPr>
                 <w:rFonts w:ascii="Microsoft YaHei" w:eastAsia="Microsoft YaHei" w:hAnsi="Microsoft YaHei" w:cs="Arial"/>
@@ -6179,6 +6118,7 @@
           <w:sz w:val="18"/>
           <w:szCs w:val="18"/>
         </w:rPr>
+        <w:lastRenderedPageBreak/>
         <w:t>Test case #5:</w:t>
       </w:r>
     </w:p>
@@ -6269,25 +6209,14 @@
               </w:rPr>
               <w:t> </w:t>
             </w:r>
-            <w:proofErr w:type="spellStart"/>
-            <w:r>
-              <w:rPr>
-                <w:rFonts w:ascii="Microsoft YaHei" w:eastAsia="Microsoft YaHei" w:hAnsi="Microsoft YaHei" w:cs="Arial"/>
-                <w:sz w:val="18"/>
-                <w:szCs w:val="18"/>
-                <w:lang w:val="en-AU" w:eastAsia="en-AU"/>
-              </w:rPr>
-              <w:t>DESH_Decode_message</w:t>
-            </w:r>
-            <w:proofErr w:type="spellEnd"/>
-            <w:r>
-              <w:rPr>
-                <w:rFonts w:ascii="Microsoft YaHei" w:eastAsia="Microsoft YaHei" w:hAnsi="Microsoft YaHei" w:cs="Arial"/>
-                <w:sz w:val="18"/>
-                <w:szCs w:val="18"/>
-                <w:lang w:val="en-AU" w:eastAsia="en-AU"/>
-              </w:rPr>
-              <w:t>_</w:t>
+            <w:r>
+              <w:rPr>
+                <w:rFonts w:ascii="Microsoft YaHei" w:eastAsia="Microsoft YaHei" w:hAnsi="Microsoft YaHei" w:cs="Arial"/>
+                <w:sz w:val="18"/>
+                <w:szCs w:val="18"/>
+                <w:lang w:val="en-AU" w:eastAsia="en-AU"/>
+              </w:rPr>
+              <w:t>DESH_Decode_message_</w:t>
             </w:r>
             <w:r>
               <w:rPr>
@@ -6737,7 +6666,6 @@
                 <w:lang w:val="en-AU" w:eastAsia="en-AU"/>
               </w:rPr>
             </w:pPr>
-            <w:proofErr w:type="spellStart"/>
             <w:r>
               <w:rPr>
                 <w:rFonts w:ascii="Microsoft YaHei" w:eastAsia="Microsoft YaHei" w:hAnsi="Microsoft YaHei" w:cs="Arial" w:hint="eastAsia"/>
@@ -6750,7 +6678,6 @@
               </w:rPr>
               <w:t>Тестовые</w:t>
             </w:r>
-            <w:proofErr w:type="spellEnd"/>
             <w:r>
               <w:rPr>
                 <w:rFonts w:ascii="Microsoft YaHei" w:eastAsia="Microsoft YaHei" w:hAnsi="Microsoft YaHei" w:cs="Arial"/>
@@ -6905,7 +6832,6 @@
                 <w:lang w:val="en-AU" w:eastAsia="en-AU"/>
               </w:rPr>
             </w:pPr>
-            <w:proofErr w:type="spellStart"/>
             <w:r>
               <w:rPr>
                 <w:rFonts w:ascii="Microsoft YaHei" w:eastAsia="Microsoft YaHei" w:hAnsi="Microsoft YaHei" w:cs="Arial" w:hint="eastAsia"/>
@@ -6918,7 +6844,6 @@
               </w:rPr>
               <w:t>Ожидаемый</w:t>
             </w:r>
-            <w:proofErr w:type="spellEnd"/>
             <w:r>
               <w:rPr>
                 <w:rFonts w:ascii="Microsoft YaHei" w:eastAsia="Microsoft YaHei" w:hAnsi="Microsoft YaHei" w:cs="Arial"/>
@@ -7553,27 +7478,15 @@
                 <w:lang w:val="en-US" w:eastAsia="en-AU"/>
               </w:rPr>
             </w:pPr>
-            <w:proofErr w:type="spellStart"/>
-            <w:r>
-              <w:rPr>
-                <w:rFonts w:ascii="Microsoft YaHei" w:eastAsia="Microsoft YaHei" w:hAnsi="Microsoft YaHei" w:cs="Arial"/>
-                <w:sz w:val="18"/>
-                <w:szCs w:val="18"/>
-                <w:lang w:val="en-AU" w:eastAsia="en-AU"/>
-              </w:rPr>
-              <w:t>DESH_Decode</w:t>
-            </w:r>
-            <w:proofErr w:type="spellEnd"/>
-            <w:r>
-              <w:rPr>
-                <w:rFonts w:ascii="Microsoft YaHei" w:eastAsia="Microsoft YaHei" w:hAnsi="Microsoft YaHei" w:cs="Arial"/>
-                <w:sz w:val="18"/>
-                <w:szCs w:val="18"/>
-                <w:lang w:val="en-AU" w:eastAsia="en-AU"/>
-              </w:rPr>
-              <w:t>_</w:t>
-            </w:r>
-            <w:proofErr w:type="spellStart"/>
+            <w:r>
+              <w:rPr>
+                <w:rFonts w:ascii="Microsoft YaHei" w:eastAsia="Microsoft YaHei" w:hAnsi="Microsoft YaHei" w:cs="Arial"/>
+                <w:sz w:val="18"/>
+                <w:szCs w:val="18"/>
+                <w:lang w:val="en-AU" w:eastAsia="en-AU"/>
+              </w:rPr>
+              <w:t>DESH_Decode_</w:t>
+            </w:r>
             <w:r>
               <w:rPr>
                 <w:rFonts w:ascii="Microsoft YaHei" w:eastAsia="Microsoft YaHei" w:hAnsi="Microsoft YaHei" w:cs="Arial"/>
@@ -7583,7 +7496,6 @@
               </w:rPr>
               <w:t>short_key</w:t>
             </w:r>
-            <w:proofErr w:type="spellEnd"/>
             <w:r>
               <w:rPr>
                 <w:rFonts w:ascii="Microsoft YaHei" w:eastAsia="Microsoft YaHei" w:hAnsi="Microsoft YaHei" w:cs="Arial"/>
@@ -7637,7 +7549,6 @@
                 <w:lang w:val="en-AU" w:eastAsia="en-AU"/>
               </w:rPr>
             </w:pPr>
-            <w:proofErr w:type="spellStart"/>
             <w:r>
               <w:rPr>
                 <w:rFonts w:ascii="Microsoft YaHei" w:eastAsia="Microsoft YaHei" w:hAnsi="Microsoft YaHei" w:cs="Arial" w:hint="eastAsia"/>
@@ -7650,7 +7561,6 @@
               </w:rPr>
               <w:t>Приоритет</w:t>
             </w:r>
-            <w:proofErr w:type="spellEnd"/>
             <w:r>
               <w:rPr>
                 <w:rFonts w:ascii="Microsoft YaHei" w:eastAsia="Microsoft YaHei" w:hAnsi="Microsoft YaHei" w:cs="Arial"/>
@@ -7740,7 +7650,6 @@
                 <w:lang w:val="en-AU" w:eastAsia="en-AU"/>
               </w:rPr>
             </w:pPr>
-            <w:proofErr w:type="spellStart"/>
             <w:r>
               <w:rPr>
                 <w:rFonts w:ascii="Microsoft YaHei" w:eastAsia="Microsoft YaHei" w:hAnsi="Microsoft YaHei" w:cs="Arial" w:hint="eastAsia"/>
@@ -7753,7 +7662,6 @@
               </w:rPr>
               <w:t>Заголовок</w:t>
             </w:r>
-            <w:proofErr w:type="spellEnd"/>
             <w:r>
               <w:rPr>
                 <w:rFonts w:ascii="Microsoft YaHei" w:eastAsia="Microsoft YaHei" w:hAnsi="Microsoft YaHei" w:cs="Arial"/>
@@ -7834,7 +7742,6 @@
                 <w:lang w:val="en-AU" w:eastAsia="en-AU"/>
               </w:rPr>
             </w:pPr>
-            <w:proofErr w:type="spellStart"/>
             <w:r>
               <w:rPr>
                 <w:rFonts w:ascii="Microsoft YaHei" w:eastAsia="Microsoft YaHei" w:hAnsi="Microsoft YaHei" w:cs="Arial" w:hint="eastAsia"/>
@@ -7847,7 +7754,6 @@
               </w:rPr>
               <w:t>Краткое</w:t>
             </w:r>
-            <w:proofErr w:type="spellEnd"/>
             <w:r>
               <w:rPr>
                 <w:rFonts w:ascii="Microsoft YaHei" w:eastAsia="Microsoft YaHei" w:hAnsi="Microsoft YaHei" w:cs="Arial"/>
@@ -7893,7 +7799,6 @@
               </w:rPr>
               <w:t xml:space="preserve">Попытка дешифровки с ключом длины </w:t>
             </w:r>
-            <w:proofErr w:type="gramStart"/>
             <w:r>
               <w:rPr>
                 <w:rFonts w:ascii="Microsoft YaHei" w:eastAsia="Microsoft YaHei" w:hAnsi="Microsoft YaHei" w:cs="Arial"/>
@@ -7912,7 +7817,6 @@
               </w:rPr>
               <w:t xml:space="preserve"> сообщения</w:t>
             </w:r>
-            <w:proofErr w:type="gramEnd"/>
           </w:p>
         </w:tc>
       </w:tr>
@@ -7948,7 +7852,6 @@
                 <w:lang w:val="en-AU" w:eastAsia="en-AU"/>
               </w:rPr>
             </w:pPr>
-            <w:proofErr w:type="spellStart"/>
             <w:r>
               <w:rPr>
                 <w:rFonts w:ascii="Microsoft YaHei" w:eastAsia="Microsoft YaHei" w:hAnsi="Microsoft YaHei" w:cs="Arial" w:hint="eastAsia"/>
@@ -7961,7 +7864,6 @@
               </w:rPr>
               <w:t>Этапы</w:t>
             </w:r>
-            <w:proofErr w:type="spellEnd"/>
             <w:r>
               <w:rPr>
                 <w:rFonts w:ascii="Microsoft YaHei" w:eastAsia="Microsoft YaHei" w:hAnsi="Microsoft YaHei" w:cs="Arial"/>
@@ -8078,7 +7980,6 @@
                 <w:lang w:val="en-AU" w:eastAsia="en-AU"/>
               </w:rPr>
             </w:pPr>
-            <w:proofErr w:type="spellStart"/>
             <w:r>
               <w:rPr>
                 <w:rFonts w:ascii="Microsoft YaHei" w:eastAsia="Microsoft YaHei" w:hAnsi="Microsoft YaHei" w:cs="Arial" w:hint="eastAsia"/>
@@ -8091,7 +7992,6 @@
               </w:rPr>
               <w:t>Тестовые</w:t>
             </w:r>
-            <w:proofErr w:type="spellEnd"/>
             <w:r>
               <w:rPr>
                 <w:rFonts w:ascii="Microsoft YaHei" w:eastAsia="Microsoft YaHei" w:hAnsi="Microsoft YaHei" w:cs="Arial"/>
@@ -8327,7 +8227,6 @@
                 <w:lang w:val="en-AU" w:eastAsia="en-AU"/>
               </w:rPr>
             </w:pPr>
-            <w:proofErr w:type="spellStart"/>
             <w:r>
               <w:rPr>
                 <w:rFonts w:ascii="Microsoft YaHei" w:eastAsia="Microsoft YaHei" w:hAnsi="Microsoft YaHei" w:cs="Arial" w:hint="eastAsia"/>
@@ -8340,7 +8239,6 @@
               </w:rPr>
               <w:t>Ожидаемый</w:t>
             </w:r>
-            <w:proofErr w:type="spellEnd"/>
             <w:r>
               <w:rPr>
                 <w:rFonts w:ascii="Microsoft YaHei" w:eastAsia="Microsoft YaHei" w:hAnsi="Microsoft YaHei" w:cs="Arial"/>
@@ -8439,7 +8337,6 @@
                 <w:lang w:val="en-AU" w:eastAsia="en-AU"/>
               </w:rPr>
             </w:pPr>
-            <w:proofErr w:type="spellStart"/>
             <w:r>
               <w:rPr>
                 <w:rFonts w:ascii="Microsoft YaHei" w:eastAsia="Microsoft YaHei" w:hAnsi="Microsoft YaHei" w:cs="Arial" w:hint="eastAsia"/>
@@ -8452,7 +8349,6 @@
               </w:rPr>
               <w:t>Фактический</w:t>
             </w:r>
-            <w:proofErr w:type="spellEnd"/>
             <w:r>
               <w:rPr>
                 <w:rFonts w:ascii="Microsoft YaHei" w:eastAsia="Microsoft YaHei" w:hAnsi="Microsoft YaHei" w:cs="Arial"/>
@@ -8533,7 +8429,6 @@
                 <w:lang w:val="en-AU" w:eastAsia="en-AU"/>
               </w:rPr>
             </w:pPr>
-            <w:proofErr w:type="spellStart"/>
             <w:r>
               <w:rPr>
                 <w:rFonts w:ascii="Microsoft YaHei" w:eastAsia="Microsoft YaHei" w:hAnsi="Microsoft YaHei" w:cs="Arial" w:hint="eastAsia"/>
@@ -8546,7 +8441,6 @@
               </w:rPr>
               <w:t>Статус</w:t>
             </w:r>
-            <w:proofErr w:type="spellEnd"/>
           </w:p>
         </w:tc>
         <w:tc>
@@ -8615,7 +8509,6 @@
                 <w:lang w:val="en-AU" w:eastAsia="en-AU"/>
               </w:rPr>
             </w:pPr>
-            <w:proofErr w:type="spellStart"/>
             <w:r>
               <w:rPr>
                 <w:rFonts w:ascii="Microsoft YaHei" w:eastAsia="Microsoft YaHei" w:hAnsi="Microsoft YaHei" w:cs="Arial" w:hint="eastAsia"/>
@@ -8628,7 +8521,6 @@
               </w:rPr>
               <w:t>Предварительное</w:t>
             </w:r>
-            <w:proofErr w:type="spellEnd"/>
             <w:r>
               <w:rPr>
                 <w:rFonts w:ascii="Microsoft YaHei" w:eastAsia="Microsoft YaHei" w:hAnsi="Microsoft YaHei" w:cs="Arial"/>
@@ -8709,7 +8601,6 @@
                 <w:lang w:val="en-AU" w:eastAsia="en-AU"/>
               </w:rPr>
             </w:pPr>
-            <w:proofErr w:type="spellStart"/>
             <w:r>
               <w:rPr>
                 <w:rFonts w:ascii="Microsoft YaHei" w:eastAsia="Microsoft YaHei" w:hAnsi="Microsoft YaHei" w:cs="Arial" w:hint="eastAsia"/>
@@ -8722,7 +8613,6 @@
               </w:rPr>
               <w:t>Постусловие</w:t>
             </w:r>
-            <w:proofErr w:type="spellEnd"/>
           </w:p>
         </w:tc>
         <w:tc>
@@ -8791,7 +8681,6 @@
                 <w:lang w:val="en-AU" w:eastAsia="en-AU"/>
               </w:rPr>
             </w:pPr>
-            <w:proofErr w:type="spellStart"/>
             <w:r>
               <w:rPr>
                 <w:rFonts w:ascii="Microsoft YaHei" w:eastAsia="Microsoft YaHei" w:hAnsi="Microsoft YaHei" w:cs="Arial" w:hint="eastAsia"/>
@@ -8804,7 +8693,6 @@
               </w:rPr>
               <w:t>Примечания</w:t>
             </w:r>
-            <w:proofErr w:type="spellEnd"/>
             <w:r>
               <w:rPr>
                 <w:rFonts w:ascii="Microsoft YaHei" w:eastAsia="Microsoft YaHei" w:hAnsi="Microsoft YaHei" w:cs="Arial"/>
@@ -8986,27 +8874,15 @@
               </w:rPr>
               <w:t> </w:t>
             </w:r>
-            <w:proofErr w:type="spellStart"/>
-            <w:r>
-              <w:rPr>
-                <w:rFonts w:ascii="Microsoft YaHei" w:eastAsia="Microsoft YaHei" w:hAnsi="Microsoft YaHei" w:cs="Arial"/>
-                <w:sz w:val="18"/>
-                <w:szCs w:val="18"/>
-                <w:lang w:val="en-AU" w:eastAsia="en-AU"/>
-              </w:rPr>
-              <w:t>SH_code</w:t>
-            </w:r>
-            <w:proofErr w:type="spellEnd"/>
-            <w:r>
-              <w:rPr>
-                <w:rFonts w:ascii="Microsoft YaHei" w:eastAsia="Microsoft YaHei" w:hAnsi="Microsoft YaHei" w:cs="Arial"/>
-                <w:sz w:val="18"/>
-                <w:szCs w:val="18"/>
-                <w:lang w:val="en-AU" w:eastAsia="en-AU"/>
-              </w:rPr>
-              <w:t>_</w:t>
-            </w:r>
-            <w:proofErr w:type="spellStart"/>
+            <w:r>
+              <w:rPr>
+                <w:rFonts w:ascii="Microsoft YaHei" w:eastAsia="Microsoft YaHei" w:hAnsi="Microsoft YaHei" w:cs="Arial"/>
+                <w:sz w:val="18"/>
+                <w:szCs w:val="18"/>
+                <w:lang w:val="en-AU" w:eastAsia="en-AU"/>
+              </w:rPr>
+              <w:t>SH_code_</w:t>
+            </w:r>
             <w:r>
               <w:rPr>
                 <w:rFonts w:ascii="Microsoft YaHei" w:eastAsia="Microsoft YaHei" w:hAnsi="Microsoft YaHei" w:cs="Arial"/>
@@ -9016,7 +8892,6 @@
               </w:rPr>
               <w:t>short_key</w:t>
             </w:r>
-            <w:proofErr w:type="spellEnd"/>
             <w:r>
               <w:rPr>
                 <w:rFonts w:ascii="Microsoft YaHei" w:eastAsia="Microsoft YaHei" w:hAnsi="Microsoft YaHei" w:cs="Arial"/>
@@ -9070,7 +8945,6 @@
                 <w:lang w:val="en-AU" w:eastAsia="en-AU"/>
               </w:rPr>
             </w:pPr>
-            <w:proofErr w:type="spellStart"/>
             <w:r>
               <w:rPr>
                 <w:rFonts w:ascii="Microsoft YaHei" w:eastAsia="Microsoft YaHei" w:hAnsi="Microsoft YaHei" w:cs="Arial" w:hint="eastAsia"/>
@@ -9083,7 +8957,6 @@
               </w:rPr>
               <w:t>Приоритет</w:t>
             </w:r>
-            <w:proofErr w:type="spellEnd"/>
             <w:r>
               <w:rPr>
                 <w:rFonts w:ascii="Microsoft YaHei" w:eastAsia="Microsoft YaHei" w:hAnsi="Microsoft YaHei" w:cs="Arial"/>
@@ -9173,7 +9046,6 @@
                 <w:lang w:val="en-AU" w:eastAsia="en-AU"/>
               </w:rPr>
             </w:pPr>
-            <w:proofErr w:type="spellStart"/>
             <w:r>
               <w:rPr>
                 <w:rFonts w:ascii="Microsoft YaHei" w:eastAsia="Microsoft YaHei" w:hAnsi="Microsoft YaHei" w:cs="Arial" w:hint="eastAsia"/>
@@ -9186,7 +9058,6 @@
               </w:rPr>
               <w:t>Заголовок</w:t>
             </w:r>
-            <w:proofErr w:type="spellEnd"/>
             <w:r>
               <w:rPr>
                 <w:rFonts w:ascii="Microsoft YaHei" w:eastAsia="Microsoft YaHei" w:hAnsi="Microsoft YaHei" w:cs="Arial"/>
@@ -9267,7 +9138,6 @@
                 <w:lang w:val="en-AU" w:eastAsia="en-AU"/>
               </w:rPr>
             </w:pPr>
-            <w:proofErr w:type="spellStart"/>
             <w:r>
               <w:rPr>
                 <w:rFonts w:ascii="Microsoft YaHei" w:eastAsia="Microsoft YaHei" w:hAnsi="Microsoft YaHei" w:cs="Arial" w:hint="eastAsia"/>
@@ -9280,7 +9150,6 @@
               </w:rPr>
               <w:t>Краткое</w:t>
             </w:r>
-            <w:proofErr w:type="spellEnd"/>
             <w:r>
               <w:rPr>
                 <w:rFonts w:ascii="Microsoft YaHei" w:eastAsia="Microsoft YaHei" w:hAnsi="Microsoft YaHei" w:cs="Arial"/>
@@ -9344,7 +9213,6 @@
               </w:rPr>
               <w:t xml:space="preserve">ифровки с ключом длины </w:t>
             </w:r>
-            <w:proofErr w:type="gramStart"/>
             <w:r>
               <w:rPr>
                 <w:rFonts w:ascii="Microsoft YaHei" w:eastAsia="Microsoft YaHei" w:hAnsi="Microsoft YaHei" w:cs="Arial"/>
@@ -9363,7 +9231,6 @@
               </w:rPr>
               <w:t xml:space="preserve"> сообщения</w:t>
             </w:r>
-            <w:proofErr w:type="gramEnd"/>
           </w:p>
         </w:tc>
       </w:tr>
@@ -9399,7 +9266,6 @@
                 <w:lang w:val="en-AU" w:eastAsia="en-AU"/>
               </w:rPr>
             </w:pPr>
-            <w:proofErr w:type="spellStart"/>
             <w:r>
               <w:rPr>
                 <w:rFonts w:ascii="Microsoft YaHei" w:eastAsia="Microsoft YaHei" w:hAnsi="Microsoft YaHei" w:cs="Arial" w:hint="eastAsia"/>
@@ -9412,7 +9278,6 @@
               </w:rPr>
               <w:t>Этапы</w:t>
             </w:r>
-            <w:proofErr w:type="spellEnd"/>
             <w:r>
               <w:rPr>
                 <w:rFonts w:ascii="Microsoft YaHei" w:eastAsia="Microsoft YaHei" w:hAnsi="Microsoft YaHei" w:cs="Arial"/>
@@ -9529,7 +9394,6 @@
                 <w:lang w:val="en-AU" w:eastAsia="en-AU"/>
               </w:rPr>
             </w:pPr>
-            <w:proofErr w:type="spellStart"/>
             <w:r>
               <w:rPr>
                 <w:rFonts w:ascii="Microsoft YaHei" w:eastAsia="Microsoft YaHei" w:hAnsi="Microsoft YaHei" w:cs="Arial" w:hint="eastAsia"/>
@@ -9542,7 +9406,6 @@
               </w:rPr>
               <w:t>Тестовые</w:t>
             </w:r>
-            <w:proofErr w:type="spellEnd"/>
             <w:r>
               <w:rPr>
                 <w:rFonts w:ascii="Microsoft YaHei" w:eastAsia="Microsoft YaHei" w:hAnsi="Microsoft YaHei" w:cs="Arial"/>
@@ -9778,7 +9641,6 @@
                 <w:lang w:val="en-AU" w:eastAsia="en-AU"/>
               </w:rPr>
             </w:pPr>
-            <w:proofErr w:type="spellStart"/>
             <w:r>
               <w:rPr>
                 <w:rFonts w:ascii="Microsoft YaHei" w:eastAsia="Microsoft YaHei" w:hAnsi="Microsoft YaHei" w:cs="Arial" w:hint="eastAsia"/>
@@ -9791,7 +9653,6 @@
               </w:rPr>
               <w:t>Ожидаемый</w:t>
             </w:r>
-            <w:proofErr w:type="spellEnd"/>
             <w:r>
               <w:rPr>
                 <w:rFonts w:ascii="Microsoft YaHei" w:eastAsia="Microsoft YaHei" w:hAnsi="Microsoft YaHei" w:cs="Arial"/>
@@ -9890,7 +9751,6 @@
                 <w:lang w:val="en-AU" w:eastAsia="en-AU"/>
               </w:rPr>
             </w:pPr>
-            <w:proofErr w:type="spellStart"/>
             <w:r>
               <w:rPr>
                 <w:rFonts w:ascii="Microsoft YaHei" w:eastAsia="Microsoft YaHei" w:hAnsi="Microsoft YaHei" w:cs="Arial" w:hint="eastAsia"/>
@@ -9903,7 +9763,6 @@
               </w:rPr>
               <w:t>Фактический</w:t>
             </w:r>
-            <w:proofErr w:type="spellEnd"/>
             <w:r>
               <w:rPr>
                 <w:rFonts w:ascii="Microsoft YaHei" w:eastAsia="Microsoft YaHei" w:hAnsi="Microsoft YaHei" w:cs="Arial"/>
@@ -9984,7 +9843,6 @@
                 <w:lang w:val="en-AU" w:eastAsia="en-AU"/>
               </w:rPr>
             </w:pPr>
-            <w:proofErr w:type="spellStart"/>
             <w:r>
               <w:rPr>
                 <w:rFonts w:ascii="Microsoft YaHei" w:eastAsia="Microsoft YaHei" w:hAnsi="Microsoft YaHei" w:cs="Arial" w:hint="eastAsia"/>
@@ -9997,7 +9855,6 @@
               </w:rPr>
               <w:t>Статус</w:t>
             </w:r>
-            <w:proofErr w:type="spellEnd"/>
           </w:p>
         </w:tc>
         <w:tc>
@@ -10066,7 +9923,6 @@
                 <w:lang w:val="en-AU" w:eastAsia="en-AU"/>
               </w:rPr>
             </w:pPr>
-            <w:proofErr w:type="spellStart"/>
             <w:r>
               <w:rPr>
                 <w:rFonts w:ascii="Microsoft YaHei" w:eastAsia="Microsoft YaHei" w:hAnsi="Microsoft YaHei" w:cs="Arial" w:hint="eastAsia"/>
@@ -10079,7 +9935,6 @@
               </w:rPr>
               <w:t>Предварительное</w:t>
             </w:r>
-            <w:proofErr w:type="spellEnd"/>
             <w:r>
               <w:rPr>
                 <w:rFonts w:ascii="Microsoft YaHei" w:eastAsia="Microsoft YaHei" w:hAnsi="Microsoft YaHei" w:cs="Arial"/>
@@ -10160,7 +10015,6 @@
                 <w:lang w:val="en-AU" w:eastAsia="en-AU"/>
               </w:rPr>
             </w:pPr>
-            <w:proofErr w:type="spellStart"/>
             <w:r>
               <w:rPr>
                 <w:rFonts w:ascii="Microsoft YaHei" w:eastAsia="Microsoft YaHei" w:hAnsi="Microsoft YaHei" w:cs="Arial" w:hint="eastAsia"/>
@@ -10173,7 +10027,6 @@
               </w:rPr>
               <w:t>Постусловие</w:t>
             </w:r>
-            <w:proofErr w:type="spellEnd"/>
           </w:p>
         </w:tc>
         <w:tc>
@@ -10242,7 +10095,6 @@
                 <w:lang w:val="en-AU" w:eastAsia="en-AU"/>
               </w:rPr>
             </w:pPr>
-            <w:proofErr w:type="spellStart"/>
             <w:r>
               <w:rPr>
                 <w:rFonts w:ascii="Microsoft YaHei" w:eastAsia="Microsoft YaHei" w:hAnsi="Microsoft YaHei" w:cs="Arial" w:hint="eastAsia"/>
@@ -10255,7 +10107,6 @@
               </w:rPr>
               <w:t>Примечания</w:t>
             </w:r>
-            <w:proofErr w:type="spellEnd"/>
             <w:r>
               <w:rPr>
                 <w:rFonts w:ascii="Microsoft YaHei" w:eastAsia="Microsoft YaHei" w:hAnsi="Microsoft YaHei" w:cs="Arial"/>
@@ -10489,7 +10340,6 @@
                 <w:lang w:val="en-AU" w:eastAsia="en-AU"/>
               </w:rPr>
             </w:pPr>
-            <w:proofErr w:type="spellStart"/>
             <w:r>
               <w:rPr>
                 <w:rFonts w:ascii="Microsoft YaHei" w:eastAsia="Microsoft YaHei" w:hAnsi="Microsoft YaHei" w:cs="Arial" w:hint="eastAsia"/>
@@ -10502,7 +10352,6 @@
               </w:rPr>
               <w:t>Приоритет</w:t>
             </w:r>
-            <w:proofErr w:type="spellEnd"/>
             <w:r>
               <w:rPr>
                 <w:rFonts w:ascii="Microsoft YaHei" w:eastAsia="Microsoft YaHei" w:hAnsi="Microsoft YaHei" w:cs="Arial"/>
@@ -10592,7 +10441,6 @@
                 <w:lang w:val="en-AU" w:eastAsia="en-AU"/>
               </w:rPr>
             </w:pPr>
-            <w:proofErr w:type="spellStart"/>
             <w:r>
               <w:rPr>
                 <w:rFonts w:ascii="Microsoft YaHei" w:eastAsia="Microsoft YaHei" w:hAnsi="Microsoft YaHei" w:cs="Arial" w:hint="eastAsia"/>
@@ -10605,7 +10453,6 @@
               </w:rPr>
               <w:t>Заголовок</w:t>
             </w:r>
-            <w:proofErr w:type="spellEnd"/>
             <w:r>
               <w:rPr>
                 <w:rFonts w:ascii="Microsoft YaHei" w:eastAsia="Microsoft YaHei" w:hAnsi="Microsoft YaHei" w:cs="Arial"/>
@@ -10695,7 +10542,6 @@
                 <w:lang w:val="en-AU" w:eastAsia="en-AU"/>
               </w:rPr>
             </w:pPr>
-            <w:proofErr w:type="spellStart"/>
             <w:r>
               <w:rPr>
                 <w:rFonts w:ascii="Microsoft YaHei" w:eastAsia="Microsoft YaHei" w:hAnsi="Microsoft YaHei" w:cs="Arial" w:hint="eastAsia"/>
@@ -10708,7 +10554,6 @@
               </w:rPr>
               <w:t>Краткое</w:t>
             </w:r>
-            <w:proofErr w:type="spellEnd"/>
             <w:r>
               <w:rPr>
                 <w:rFonts w:ascii="Microsoft YaHei" w:eastAsia="Microsoft YaHei" w:hAnsi="Microsoft YaHei" w:cs="Arial"/>
@@ -10798,7 +10643,6 @@
                 <w:lang w:val="en-AU" w:eastAsia="en-AU"/>
               </w:rPr>
             </w:pPr>
-            <w:proofErr w:type="spellStart"/>
             <w:r>
               <w:rPr>
                 <w:rFonts w:ascii="Microsoft YaHei" w:eastAsia="Microsoft YaHei" w:hAnsi="Microsoft YaHei" w:cs="Arial" w:hint="eastAsia"/>
@@ -10811,7 +10655,6 @@
               </w:rPr>
               <w:t>Этапы</w:t>
             </w:r>
-            <w:proofErr w:type="spellEnd"/>
             <w:r>
               <w:rPr>
                 <w:rFonts w:ascii="Microsoft YaHei" w:eastAsia="Microsoft YaHei" w:hAnsi="Microsoft YaHei" w:cs="Arial"/>
@@ -10919,7 +10762,6 @@
                 <w:lang w:val="en-AU" w:eastAsia="en-AU"/>
               </w:rPr>
             </w:pPr>
-            <w:proofErr w:type="spellStart"/>
             <w:r>
               <w:rPr>
                 <w:rFonts w:ascii="Microsoft YaHei" w:eastAsia="Microsoft YaHei" w:hAnsi="Microsoft YaHei" w:cs="Arial" w:hint="eastAsia"/>
@@ -10932,7 +10774,6 @@
               </w:rPr>
               <w:t>Тестовые</w:t>
             </w:r>
-            <w:proofErr w:type="spellEnd"/>
             <w:r>
               <w:rPr>
                 <w:rFonts w:ascii="Microsoft YaHei" w:eastAsia="Microsoft YaHei" w:hAnsi="Microsoft YaHei" w:cs="Arial"/>
@@ -11022,7 +10863,6 @@
                 <w:lang w:val="en-AU" w:eastAsia="en-AU"/>
               </w:rPr>
             </w:pPr>
-            <w:proofErr w:type="spellStart"/>
             <w:r>
               <w:rPr>
                 <w:rFonts w:ascii="Microsoft YaHei" w:eastAsia="Microsoft YaHei" w:hAnsi="Microsoft YaHei" w:cs="Arial" w:hint="eastAsia"/>
@@ -11035,7 +10875,6 @@
               </w:rPr>
               <w:t>Ожидаемый</w:t>
             </w:r>
-            <w:proofErr w:type="spellEnd"/>
             <w:r>
               <w:rPr>
                 <w:rFonts w:ascii="Microsoft YaHei" w:eastAsia="Microsoft YaHei" w:hAnsi="Microsoft YaHei" w:cs="Arial"/>
@@ -11125,7 +10964,6 @@
                 <w:lang w:val="en-AU" w:eastAsia="en-AU"/>
               </w:rPr>
             </w:pPr>
-            <w:proofErr w:type="spellStart"/>
             <w:r>
               <w:rPr>
                 <w:rFonts w:ascii="Microsoft YaHei" w:eastAsia="Microsoft YaHei" w:hAnsi="Microsoft YaHei" w:cs="Arial" w:hint="eastAsia"/>
@@ -11138,7 +10976,6 @@
               </w:rPr>
               <w:t>Фактический</w:t>
             </w:r>
-            <w:proofErr w:type="spellEnd"/>
             <w:r>
               <w:rPr>
                 <w:rFonts w:ascii="Microsoft YaHei" w:eastAsia="Microsoft YaHei" w:hAnsi="Microsoft YaHei" w:cs="Arial"/>
@@ -11219,7 +11056,6 @@
                 <w:lang w:val="en-AU" w:eastAsia="en-AU"/>
               </w:rPr>
             </w:pPr>
-            <w:proofErr w:type="spellStart"/>
             <w:r>
               <w:rPr>
                 <w:rFonts w:ascii="Microsoft YaHei" w:eastAsia="Microsoft YaHei" w:hAnsi="Microsoft YaHei" w:cs="Arial" w:hint="eastAsia"/>
@@ -11232,7 +11068,6 @@
               </w:rPr>
               <w:t>Статус</w:t>
             </w:r>
-            <w:proofErr w:type="spellEnd"/>
           </w:p>
         </w:tc>
         <w:tc>
@@ -11301,7 +11136,6 @@
                 <w:lang w:val="en-AU" w:eastAsia="en-AU"/>
               </w:rPr>
             </w:pPr>
-            <w:proofErr w:type="spellStart"/>
             <w:r>
               <w:rPr>
                 <w:rFonts w:ascii="Microsoft YaHei" w:eastAsia="Microsoft YaHei" w:hAnsi="Microsoft YaHei" w:cs="Arial" w:hint="eastAsia"/>
@@ -11314,7 +11148,6 @@
               </w:rPr>
               <w:t>Предварительное</w:t>
             </w:r>
-            <w:proofErr w:type="spellEnd"/>
             <w:r>
               <w:rPr>
                 <w:rFonts w:ascii="Microsoft YaHei" w:eastAsia="Microsoft YaHei" w:hAnsi="Microsoft YaHei" w:cs="Arial"/>
@@ -11395,7 +11228,6 @@
                 <w:lang w:val="en-AU" w:eastAsia="en-AU"/>
               </w:rPr>
             </w:pPr>
-            <w:proofErr w:type="spellStart"/>
             <w:r>
               <w:rPr>
                 <w:rFonts w:ascii="Microsoft YaHei" w:eastAsia="Microsoft YaHei" w:hAnsi="Microsoft YaHei" w:cs="Arial" w:hint="eastAsia"/>
@@ -11408,7 +11240,6 @@
               </w:rPr>
               <w:t>Постусловие</w:t>
             </w:r>
-            <w:proofErr w:type="spellEnd"/>
           </w:p>
         </w:tc>
         <w:tc>
@@ -11477,7 +11308,6 @@
                 <w:lang w:val="en-AU" w:eastAsia="en-AU"/>
               </w:rPr>
             </w:pPr>
-            <w:proofErr w:type="spellStart"/>
             <w:r>
               <w:rPr>
                 <w:rFonts w:ascii="Microsoft YaHei" w:eastAsia="Microsoft YaHei" w:hAnsi="Microsoft YaHei" w:cs="Arial" w:hint="eastAsia"/>
@@ -11490,7 +11320,6 @@
               </w:rPr>
               <w:t>Примечания</w:t>
             </w:r>
-            <w:proofErr w:type="spellEnd"/>
             <w:r>
               <w:rPr>
                 <w:rFonts w:ascii="Microsoft YaHei" w:eastAsia="Microsoft YaHei" w:hAnsi="Microsoft YaHei" w:cs="Arial"/>
@@ -11715,7 +11544,6 @@
                 <w:lang w:val="en-AU" w:eastAsia="en-AU"/>
               </w:rPr>
             </w:pPr>
-            <w:proofErr w:type="spellStart"/>
             <w:r>
               <w:rPr>
                 <w:rFonts w:ascii="Microsoft YaHei" w:eastAsia="Microsoft YaHei" w:hAnsi="Microsoft YaHei" w:cs="Arial" w:hint="eastAsia"/>
@@ -11729,7 +11557,6 @@
               <w:lastRenderedPageBreak/>
               <w:t>Приоритет</w:t>
             </w:r>
-            <w:proofErr w:type="spellEnd"/>
             <w:r>
               <w:rPr>
                 <w:rFonts w:ascii="Microsoft YaHei" w:eastAsia="Microsoft YaHei" w:hAnsi="Microsoft YaHei" w:cs="Arial"/>
@@ -11819,7 +11646,6 @@
                 <w:lang w:val="en-AU" w:eastAsia="en-AU"/>
               </w:rPr>
             </w:pPr>
-            <w:proofErr w:type="spellStart"/>
             <w:r>
               <w:rPr>
                 <w:rFonts w:ascii="Microsoft YaHei" w:eastAsia="Microsoft YaHei" w:hAnsi="Microsoft YaHei" w:cs="Arial" w:hint="eastAsia"/>
@@ -11832,7 +11658,6 @@
               </w:rPr>
               <w:t>Заголовок</w:t>
             </w:r>
-            <w:proofErr w:type="spellEnd"/>
             <w:r>
               <w:rPr>
                 <w:rFonts w:ascii="Microsoft YaHei" w:eastAsia="Microsoft YaHei" w:hAnsi="Microsoft YaHei" w:cs="Arial"/>
@@ -11922,7 +11747,6 @@
                 <w:lang w:val="en-AU" w:eastAsia="en-AU"/>
               </w:rPr>
             </w:pPr>
-            <w:proofErr w:type="spellStart"/>
             <w:r>
               <w:rPr>
                 <w:rFonts w:ascii="Microsoft YaHei" w:eastAsia="Microsoft YaHei" w:hAnsi="Microsoft YaHei" w:cs="Arial" w:hint="eastAsia"/>
@@ -11935,7 +11759,6 @@
               </w:rPr>
               <w:t>Краткое</w:t>
             </w:r>
-            <w:proofErr w:type="spellEnd"/>
             <w:r>
               <w:rPr>
                 <w:rFonts w:ascii="Microsoft YaHei" w:eastAsia="Microsoft YaHei" w:hAnsi="Microsoft YaHei" w:cs="Arial"/>
@@ -11972,6 +11795,15 @@
                 <w:lang w:val="ru-RU" w:eastAsia="en-AU"/>
               </w:rPr>
             </w:pPr>
+            <w:r>
+              <w:rPr>
+                <w:rFonts w:ascii="Microsoft YaHei" w:eastAsia="Microsoft YaHei" w:hAnsi="Microsoft YaHei" w:cs="Arial"/>
+                <w:sz w:val="18"/>
+                <w:szCs w:val="18"/>
+                <w:lang w:val="ru-RU" w:eastAsia="en-AU"/>
+              </w:rPr>
+              <w:t>Данные введённые в поля сохраняются при переходе между страницами</w:t>
+            </w:r>
           </w:p>
         </w:tc>
       </w:tr>
@@ -12007,7 +11839,6 @@
                 <w:lang w:val="en-AU" w:eastAsia="en-AU"/>
               </w:rPr>
             </w:pPr>
-            <w:proofErr w:type="spellStart"/>
             <w:r>
               <w:rPr>
                 <w:rFonts w:ascii="Microsoft YaHei" w:eastAsia="Microsoft YaHei" w:hAnsi="Microsoft YaHei" w:cs="Arial" w:hint="eastAsia"/>
@@ -12020,7 +11851,6 @@
               </w:rPr>
               <w:t>Этапы</w:t>
             </w:r>
-            <w:proofErr w:type="spellEnd"/>
             <w:r>
               <w:rPr>
                 <w:rFonts w:ascii="Microsoft YaHei" w:eastAsia="Microsoft YaHei" w:hAnsi="Microsoft YaHei" w:cs="Arial"/>
@@ -12137,7 +11967,6 @@
                 <w:lang w:val="en-AU" w:eastAsia="en-AU"/>
               </w:rPr>
             </w:pPr>
-            <w:proofErr w:type="spellStart"/>
             <w:r>
               <w:rPr>
                 <w:rFonts w:ascii="Microsoft YaHei" w:eastAsia="Microsoft YaHei" w:hAnsi="Microsoft YaHei" w:cs="Arial" w:hint="eastAsia"/>
@@ -12150,7 +11979,6 @@
               </w:rPr>
               <w:t>Тестовые</w:t>
             </w:r>
-            <w:proofErr w:type="spellEnd"/>
             <w:r>
               <w:rPr>
                 <w:rFonts w:ascii="Microsoft YaHei" w:eastAsia="Microsoft YaHei" w:hAnsi="Microsoft YaHei" w:cs="Arial"/>
@@ -12184,7 +12012,7 @@
                 <w:rFonts w:ascii="Microsoft YaHei" w:eastAsia="Microsoft YaHei" w:hAnsi="Microsoft YaHei" w:cs="Arial"/>
                 <w:sz w:val="18"/>
                 <w:szCs w:val="18"/>
-                <w:lang w:val="en-AU" w:eastAsia="en-AU"/>
+                <w:lang w:val="en-US" w:eastAsia="en-AU"/>
               </w:rPr>
             </w:pPr>
             <w:r>
@@ -12195,6 +12023,71 @@
                 <w:lang w:val="en-AU" w:eastAsia="en-AU"/>
               </w:rPr>
               <w:t> </w:t>
+            </w:r>
+            <w:r>
+              <w:rPr>
+                <w:rFonts w:ascii="Microsoft YaHei" w:eastAsia="Microsoft YaHei" w:hAnsi="Microsoft YaHei" w:cs="Arial"/>
+                <w:sz w:val="18"/>
+                <w:szCs w:val="18"/>
+                <w:lang w:val="ru-RU" w:eastAsia="en-AU"/>
+              </w:rPr>
+              <w:t>Текст</w:t>
+            </w:r>
+            <w:r>
+              <w:rPr>
+                <w:rFonts w:ascii="Microsoft YaHei" w:eastAsia="Microsoft YaHei" w:hAnsi="Microsoft YaHei" w:cs="Arial"/>
+                <w:sz w:val="18"/>
+                <w:szCs w:val="18"/>
+                <w:lang w:val="en-US" w:eastAsia="en-AU"/>
+              </w:rPr>
+              <w:t>:</w:t>
+            </w:r>
+            <w:r>
+              <w:rPr>
+                <w:rFonts w:ascii="Microsoft YaHei" w:eastAsia="Microsoft YaHei" w:hAnsi="Microsoft YaHei" w:cs="Arial"/>
+                <w:sz w:val="18"/>
+                <w:szCs w:val="18"/>
+                <w:lang w:val="ru-RU" w:eastAsia="en-AU"/>
+              </w:rPr>
+              <w:t xml:space="preserve"> </w:t>
+            </w:r>
+            <w:r>
+              <w:rPr>
+                <w:rFonts w:ascii="Microsoft YaHei" w:eastAsia="Microsoft YaHei" w:hAnsi="Microsoft YaHei" w:cs="Arial"/>
+                <w:sz w:val="18"/>
+                <w:szCs w:val="18"/>
+                <w:lang w:val="en-US" w:eastAsia="en-AU"/>
+              </w:rPr>
+              <w:t>Goida</w:t>
+            </w:r>
+          </w:p>
+          <w:p>
+            <w:pPr>
+              <w:spacing w:after="0" w:line="240" w:lineRule="auto"/>
+              <w:rPr>
+                <w:rFonts w:ascii="Microsoft YaHei" w:eastAsia="Microsoft YaHei" w:hAnsi="Microsoft YaHei" w:cs="Arial"/>
+                <w:sz w:val="18"/>
+                <w:szCs w:val="18"/>
+                <w:lang w:val="en-US" w:eastAsia="en-AU"/>
+              </w:rPr>
+            </w:pPr>
+            <w:r>
+              <w:rPr>
+                <w:rFonts w:ascii="Microsoft YaHei" w:eastAsia="Microsoft YaHei" w:hAnsi="Microsoft YaHei" w:cs="Arial"/>
+                <w:sz w:val="18"/>
+                <w:szCs w:val="18"/>
+                <w:lang w:val="ru-RU" w:eastAsia="en-AU"/>
+              </w:rPr>
+              <w:t>Ключ</w:t>
+            </w:r>
+            <w:r>
+              <w:rPr>
+                <w:rFonts w:ascii="Microsoft YaHei" w:eastAsia="Microsoft YaHei" w:hAnsi="Microsoft YaHei" w:cs="Arial"/>
+                <w:sz w:val="18"/>
+                <w:szCs w:val="18"/>
+                <w:lang w:val="en-US" w:eastAsia="en-AU"/>
+              </w:rPr>
+              <w:t>: GHTYE</w:t>
             </w:r>
           </w:p>
         </w:tc>
@@ -12231,7 +12124,6 @@
                 <w:lang w:val="en-AU" w:eastAsia="en-AU"/>
               </w:rPr>
             </w:pPr>
-            <w:proofErr w:type="spellStart"/>
             <w:r>
               <w:rPr>
                 <w:rFonts w:ascii="Microsoft YaHei" w:eastAsia="Microsoft YaHei" w:hAnsi="Microsoft YaHei" w:cs="Arial" w:hint="eastAsia"/>
@@ -12244,7 +12136,6 @@
               </w:rPr>
               <w:t>Ожидаемый</w:t>
             </w:r>
-            <w:proofErr w:type="spellEnd"/>
             <w:r>
               <w:rPr>
                 <w:rFonts w:ascii="Microsoft YaHei" w:eastAsia="Microsoft YaHei" w:hAnsi="Microsoft YaHei" w:cs="Arial"/>
@@ -12278,7 +12169,7 @@
                 <w:rFonts w:ascii="Microsoft YaHei" w:eastAsia="Microsoft YaHei" w:hAnsi="Microsoft YaHei" w:cs="Arial"/>
                 <w:sz w:val="18"/>
                 <w:szCs w:val="18"/>
-                <w:lang w:val="en-AU" w:eastAsia="en-AU"/>
+                <w:lang w:val="ru-RU" w:eastAsia="en-AU"/>
               </w:rPr>
             </w:pPr>
             <w:r>
@@ -12289,6 +12180,15 @@
                 <w:lang w:val="en-AU" w:eastAsia="en-AU"/>
               </w:rPr>
               <w:t> </w:t>
+            </w:r>
+            <w:r>
+              <w:rPr>
+                <w:rFonts w:ascii="Microsoft YaHei" w:eastAsia="Microsoft YaHei" w:hAnsi="Microsoft YaHei" w:cs="Arial"/>
+                <w:sz w:val="18"/>
+                <w:szCs w:val="18"/>
+                <w:lang w:val="ru-RU" w:eastAsia="en-AU"/>
+              </w:rPr>
+              <w:t>Перенос данных между страницами</w:t>
             </w:r>
           </w:p>
         </w:tc>
@@ -12325,7 +12225,6 @@
                 <w:lang w:val="en-AU" w:eastAsia="en-AU"/>
               </w:rPr>
             </w:pPr>
-            <w:proofErr w:type="spellStart"/>
             <w:r>
               <w:rPr>
                 <w:rFonts w:ascii="Microsoft YaHei" w:eastAsia="Microsoft YaHei" w:hAnsi="Microsoft YaHei" w:cs="Arial" w:hint="eastAsia"/>
@@ -12338,7 +12237,6 @@
               </w:rPr>
               <w:t>Фактический</w:t>
             </w:r>
-            <w:proofErr w:type="spellEnd"/>
             <w:r>
               <w:rPr>
                 <w:rFonts w:ascii="Microsoft YaHei" w:eastAsia="Microsoft YaHei" w:hAnsi="Microsoft YaHei" w:cs="Arial"/>
@@ -12419,7 +12317,6 @@
                 <w:lang w:val="en-AU" w:eastAsia="en-AU"/>
               </w:rPr>
             </w:pPr>
-            <w:proofErr w:type="spellStart"/>
             <w:r>
               <w:rPr>
                 <w:rFonts w:ascii="Microsoft YaHei" w:eastAsia="Microsoft YaHei" w:hAnsi="Microsoft YaHei" w:cs="Arial" w:hint="eastAsia"/>
@@ -12432,7 +12329,6 @@
               </w:rPr>
               <w:t>Статус</w:t>
             </w:r>
-            <w:proofErr w:type="spellEnd"/>
           </w:p>
         </w:tc>
         <w:tc>
@@ -12501,7 +12397,6 @@
                 <w:lang w:val="en-AU" w:eastAsia="en-AU"/>
               </w:rPr>
             </w:pPr>
-            <w:proofErr w:type="spellStart"/>
             <w:r>
               <w:rPr>
                 <w:rFonts w:ascii="Microsoft YaHei" w:eastAsia="Microsoft YaHei" w:hAnsi="Microsoft YaHei" w:cs="Arial" w:hint="eastAsia"/>
@@ -12514,7 +12409,6 @@
               </w:rPr>
               <w:t>Предварительное</w:t>
             </w:r>
-            <w:proofErr w:type="spellEnd"/>
             <w:r>
               <w:rPr>
                 <w:rFonts w:ascii="Microsoft YaHei" w:eastAsia="Microsoft YaHei" w:hAnsi="Microsoft YaHei" w:cs="Arial"/>
@@ -12595,7 +12489,6 @@
                 <w:lang w:val="en-AU" w:eastAsia="en-AU"/>
               </w:rPr>
             </w:pPr>
-            <w:proofErr w:type="spellStart"/>
             <w:r>
               <w:rPr>
                 <w:rFonts w:ascii="Microsoft YaHei" w:eastAsia="Microsoft YaHei" w:hAnsi="Microsoft YaHei" w:cs="Arial" w:hint="eastAsia"/>
@@ -12608,7 +12501,6 @@
               </w:rPr>
               <w:t>Постусловие</w:t>
             </w:r>
-            <w:proofErr w:type="spellEnd"/>
           </w:p>
         </w:tc>
         <w:tc>
@@ -12677,7 +12569,6 @@
                 <w:lang w:val="en-AU" w:eastAsia="en-AU"/>
               </w:rPr>
             </w:pPr>
-            <w:proofErr w:type="spellStart"/>
             <w:r>
               <w:rPr>
                 <w:rFonts w:ascii="Microsoft YaHei" w:eastAsia="Microsoft YaHei" w:hAnsi="Microsoft YaHei" w:cs="Arial" w:hint="eastAsia"/>
@@ -12690,7 +12581,6 @@
               </w:rPr>
               <w:t>Примечания</w:t>
             </w:r>
-            <w:proofErr w:type="spellEnd"/>
             <w:r>
               <w:rPr>
                 <w:rFonts w:ascii="Microsoft YaHei" w:eastAsia="Microsoft YaHei" w:hAnsi="Microsoft YaHei" w:cs="Arial"/>
@@ -12749,6 +12639,1183 @@
         </w:rPr>
       </w:pPr>
     </w:p>
+    <w:p>
+      <w:pPr>
+        <w:pStyle w:val="2"/>
+        <w:rPr>
+          <w:rFonts w:ascii="Microsoft YaHei" w:eastAsia="Microsoft YaHei" w:hAnsi="Microsoft YaHei"/>
+          <w:sz w:val="18"/>
+          <w:szCs w:val="18"/>
+        </w:rPr>
+      </w:pPr>
+      <w:r>
+        <w:rPr>
+          <w:rFonts w:ascii="Microsoft YaHei" w:eastAsia="Microsoft YaHei" w:hAnsi="Microsoft YaHei"/>
+          <w:sz w:val="18"/>
+          <w:szCs w:val="18"/>
+        </w:rPr>
+        <w:t>Test case #</w:t>
+      </w:r>
+      <w:r>
+        <w:rPr>
+          <w:rFonts w:ascii="Microsoft YaHei" w:eastAsia="Microsoft YaHei" w:hAnsi="Microsoft YaHei"/>
+          <w:sz w:val="18"/>
+          <w:szCs w:val="18"/>
+          <w:lang w:val="ru-RU"/>
+        </w:rPr>
+        <w:t>10</w:t>
+      </w:r>
+      <w:r>
+        <w:rPr>
+          <w:rFonts w:ascii="Microsoft YaHei" w:eastAsia="Microsoft YaHei" w:hAnsi="Microsoft YaHei"/>
+          <w:sz w:val="18"/>
+          <w:szCs w:val="18"/>
+        </w:rPr>
+        <w:t>:</w:t>
+      </w:r>
+    </w:p>
+    <w:tbl>
+      <w:tblPr>
+        <w:tblW w:w="10263" w:type="dxa"/>
+        <w:tblInd w:w="80" w:type="dxa"/>
+        <w:tblLayout w:type="fixed"/>
+        <w:tblLook w:val="00A0" w:firstRow="1" w:lastRow="0" w:firstColumn="1" w:lastColumn="0" w:noHBand="0" w:noVBand="0"/>
+      </w:tblPr>
+      <w:tblGrid>
+        <w:gridCol w:w="3136"/>
+        <w:gridCol w:w="7127"/>
+      </w:tblGrid>
+      <w:tr>
+        <w:trPr>
+          <w:trHeight w:val="499"/>
+        </w:trPr>
+        <w:tc>
+          <w:tcPr>
+            <w:tcW w:w="3136" w:type="dxa"/>
+            <w:tcBorders>
+              <w:top w:val="single" w:sz="4" w:space="0" w:color="2F75B5"/>
+              <w:left w:val="single" w:sz="4" w:space="0" w:color="2F75B5"/>
+              <w:bottom w:val="single" w:sz="4" w:space="0" w:color="FFFFFF"/>
+              <w:right w:val="single" w:sz="4" w:space="0" w:color="2F75B5"/>
+            </w:tcBorders>
+            <w:shd w:val="clear" w:color="000000" w:fill="2F75B5"/>
+            <w:vAlign w:val="center"/>
+          </w:tcPr>
+          <w:p>
+            <w:pPr>
+              <w:spacing w:after="0" w:line="240" w:lineRule="auto"/>
+              <w:ind w:firstLineChars="100" w:firstLine="180"/>
+              <w:jc w:val="right"/>
+              <w:rPr>
+                <w:rFonts w:ascii="Microsoft YaHei" w:eastAsia="Microsoft YaHei" w:hAnsi="Microsoft YaHei" w:cs="Arial"/>
+                <w:b/>
+                <w:bCs/>
+                <w:color w:val="FFFFFF"/>
+                <w:sz w:val="18"/>
+                <w:szCs w:val="18"/>
+                <w:lang w:val="en-AU" w:eastAsia="en-AU"/>
+              </w:rPr>
+            </w:pPr>
+            <w:r>
+              <w:rPr>
+                <w:rFonts w:ascii="Microsoft YaHei" w:eastAsia="Microsoft YaHei" w:hAnsi="Microsoft YaHei" w:cs="Arial"/>
+                <w:b/>
+                <w:bCs/>
+                <w:color w:val="FFFFFF"/>
+                <w:sz w:val="18"/>
+                <w:szCs w:val="18"/>
+                <w:lang w:val="en-AU" w:eastAsia="en-AU"/>
+              </w:rPr>
+              <w:t>Test Case #</w:t>
+            </w:r>
+          </w:p>
+        </w:tc>
+        <w:tc>
+          <w:tcPr>
+            <w:tcW w:w="7127" w:type="dxa"/>
+            <w:tcBorders>
+              <w:top w:val="single" w:sz="4" w:space="0" w:color="2F75B5"/>
+              <w:left w:val="nil"/>
+              <w:bottom w:val="single" w:sz="4" w:space="0" w:color="2F75B5"/>
+              <w:right w:val="single" w:sz="4" w:space="0" w:color="2F75B5"/>
+            </w:tcBorders>
+            <w:noWrap/>
+            <w:vAlign w:val="center"/>
+          </w:tcPr>
+          <w:p>
+            <w:pPr>
+              <w:spacing w:after="0" w:line="240" w:lineRule="auto"/>
+              <w:rPr>
+                <w:rFonts w:ascii="Microsoft YaHei" w:eastAsia="Microsoft YaHei" w:hAnsi="Microsoft YaHei" w:cs="Arial"/>
+                <w:sz w:val="18"/>
+                <w:szCs w:val="18"/>
+                <w:lang w:val="en-US" w:eastAsia="en-AU"/>
+              </w:rPr>
+            </w:pPr>
+            <w:r>
+              <w:rPr>
+                <w:rFonts w:ascii="Microsoft YaHei" w:eastAsia="Microsoft YaHei" w:hAnsi="Microsoft YaHei" w:cs="Arial"/>
+                <w:sz w:val="18"/>
+                <w:szCs w:val="18"/>
+                <w:lang w:val="en-US" w:eastAsia="en-AU"/>
+              </w:rPr>
+              <w:t>White_Space_1</w:t>
+            </w:r>
+          </w:p>
+        </w:tc>
+      </w:tr>
+      <w:tr>
+        <w:trPr>
+          <w:trHeight w:val="499"/>
+        </w:trPr>
+        <w:tc>
+          <w:tcPr>
+            <w:tcW w:w="3136" w:type="dxa"/>
+            <w:tcBorders>
+              <w:top w:val="nil"/>
+              <w:left w:val="single" w:sz="4" w:space="0" w:color="2F75B5"/>
+              <w:bottom w:val="single" w:sz="4" w:space="0" w:color="FFFFFF"/>
+              <w:right w:val="single" w:sz="4" w:space="0" w:color="2F75B5"/>
+            </w:tcBorders>
+            <w:shd w:val="clear" w:color="000000" w:fill="2F75B5"/>
+            <w:noWrap/>
+            <w:vAlign w:val="center"/>
+          </w:tcPr>
+          <w:p>
+            <w:pPr>
+              <w:spacing w:after="0" w:line="240" w:lineRule="auto"/>
+              <w:ind w:firstLineChars="100" w:firstLine="180"/>
+              <w:jc w:val="right"/>
+              <w:rPr>
+                <w:rFonts w:ascii="Microsoft YaHei" w:eastAsia="Microsoft YaHei" w:hAnsi="Microsoft YaHei" w:cs="Arial"/>
+                <w:b/>
+                <w:bCs/>
+                <w:color w:val="FFFFFF"/>
+                <w:sz w:val="18"/>
+                <w:szCs w:val="18"/>
+                <w:lang w:val="en-AU" w:eastAsia="en-AU"/>
+              </w:rPr>
+            </w:pPr>
+            <w:r>
+              <w:rPr>
+                <w:rFonts w:ascii="Microsoft YaHei" w:eastAsia="Microsoft YaHei" w:hAnsi="Microsoft YaHei" w:cs="Arial" w:hint="eastAsia"/>
+                <w:b/>
+                <w:bCs/>
+                <w:color w:val="FFFFFF"/>
+                <w:sz w:val="18"/>
+                <w:szCs w:val="18"/>
+                <w:lang w:val="ru-RU" w:eastAsia="en-AU"/>
+              </w:rPr>
+              <w:t>Приоритет</w:t>
+            </w:r>
+            <w:r>
+              <w:rPr>
+                <w:rFonts w:ascii="Microsoft YaHei" w:eastAsia="Microsoft YaHei" w:hAnsi="Microsoft YaHei" w:cs="Arial"/>
+                <w:b/>
+                <w:bCs/>
+                <w:color w:val="FFFFFF"/>
+                <w:sz w:val="18"/>
+                <w:szCs w:val="18"/>
+                <w:lang w:val="ru-RU" w:eastAsia="en-AU"/>
+              </w:rPr>
+              <w:t xml:space="preserve"> тестирования</w:t>
+            </w:r>
+          </w:p>
+        </w:tc>
+        <w:tc>
+          <w:tcPr>
+            <w:tcW w:w="7127" w:type="dxa"/>
+            <w:tcBorders>
+              <w:top w:val="nil"/>
+              <w:left w:val="nil"/>
+              <w:bottom w:val="single" w:sz="4" w:space="0" w:color="2F75B5"/>
+              <w:right w:val="single" w:sz="4" w:space="0" w:color="2F75B5"/>
+            </w:tcBorders>
+            <w:noWrap/>
+            <w:vAlign w:val="center"/>
+          </w:tcPr>
+          <w:p>
+            <w:pPr>
+              <w:spacing w:after="0" w:line="240" w:lineRule="auto"/>
+              <w:rPr>
+                <w:rFonts w:ascii="Microsoft YaHei" w:eastAsia="Microsoft YaHei" w:hAnsi="Microsoft YaHei" w:cs="Arial"/>
+                <w:sz w:val="18"/>
+                <w:szCs w:val="18"/>
+                <w:lang w:val="ru-RU" w:eastAsia="en-AU"/>
+              </w:rPr>
+            </w:pPr>
+            <w:r>
+              <w:rPr>
+                <w:rFonts w:ascii="Microsoft YaHei" w:eastAsia="Microsoft YaHei" w:hAnsi="Microsoft YaHei" w:cs="Arial"/>
+                <w:sz w:val="18"/>
+                <w:szCs w:val="18"/>
+                <w:lang w:val="en-AU" w:eastAsia="en-AU"/>
+              </w:rPr>
+              <w:t> </w:t>
+            </w:r>
+            <w:r>
+              <w:rPr>
+                <w:rFonts w:ascii="Microsoft YaHei" w:eastAsia="Microsoft YaHei" w:hAnsi="Microsoft YaHei" w:cs="Arial"/>
+                <w:sz w:val="18"/>
+                <w:szCs w:val="18"/>
+                <w:lang w:val="ru-RU" w:eastAsia="en-AU"/>
+              </w:rPr>
+              <w:t>Средний</w:t>
+            </w:r>
+          </w:p>
+        </w:tc>
+      </w:tr>
+      <w:tr>
+        <w:trPr>
+          <w:trHeight w:val="499"/>
+        </w:trPr>
+        <w:tc>
+          <w:tcPr>
+            <w:tcW w:w="3136" w:type="dxa"/>
+            <w:tcBorders>
+              <w:top w:val="nil"/>
+              <w:left w:val="single" w:sz="4" w:space="0" w:color="2F75B5"/>
+              <w:bottom w:val="single" w:sz="4" w:space="0" w:color="FFFFFF"/>
+              <w:right w:val="single" w:sz="4" w:space="0" w:color="2F75B5"/>
+            </w:tcBorders>
+            <w:shd w:val="clear" w:color="000000" w:fill="2F75B5"/>
+            <w:noWrap/>
+            <w:vAlign w:val="center"/>
+          </w:tcPr>
+          <w:p>
+            <w:pPr>
+              <w:spacing w:after="0" w:line="240" w:lineRule="auto"/>
+              <w:ind w:firstLineChars="100" w:firstLine="180"/>
+              <w:jc w:val="right"/>
+              <w:rPr>
+                <w:rFonts w:ascii="Microsoft YaHei" w:eastAsia="Microsoft YaHei" w:hAnsi="Microsoft YaHei" w:cs="Arial"/>
+                <w:b/>
+                <w:bCs/>
+                <w:color w:val="FFFFFF"/>
+                <w:sz w:val="18"/>
+                <w:szCs w:val="18"/>
+                <w:lang w:val="en-AU" w:eastAsia="en-AU"/>
+              </w:rPr>
+            </w:pPr>
+            <w:r>
+              <w:rPr>
+                <w:rFonts w:ascii="Microsoft YaHei" w:eastAsia="Microsoft YaHei" w:hAnsi="Microsoft YaHei" w:cs="Arial" w:hint="eastAsia"/>
+                <w:b/>
+                <w:bCs/>
+                <w:color w:val="FFFFFF"/>
+                <w:sz w:val="18"/>
+                <w:szCs w:val="18"/>
+                <w:lang w:val="ru-RU" w:eastAsia="en-AU"/>
+              </w:rPr>
+              <w:t>Заголовок</w:t>
+            </w:r>
+            <w:r>
+              <w:rPr>
+                <w:rFonts w:ascii="Microsoft YaHei" w:eastAsia="Microsoft YaHei" w:hAnsi="Microsoft YaHei" w:cs="Arial"/>
+                <w:b/>
+                <w:bCs/>
+                <w:color w:val="FFFFFF"/>
+                <w:sz w:val="18"/>
+                <w:szCs w:val="18"/>
+                <w:lang w:val="ru-RU" w:eastAsia="en-AU"/>
+              </w:rPr>
+              <w:t>/название теста</w:t>
+            </w:r>
+          </w:p>
+        </w:tc>
+        <w:tc>
+          <w:tcPr>
+            <w:tcW w:w="7127" w:type="dxa"/>
+            <w:tcBorders>
+              <w:top w:val="nil"/>
+              <w:left w:val="nil"/>
+              <w:bottom w:val="single" w:sz="4" w:space="0" w:color="2F75B5"/>
+              <w:right w:val="single" w:sz="4" w:space="0" w:color="2F75B5"/>
+            </w:tcBorders>
+            <w:noWrap/>
+            <w:vAlign w:val="center"/>
+          </w:tcPr>
+          <w:p>
+            <w:pPr>
+              <w:spacing w:after="0" w:line="240" w:lineRule="auto"/>
+              <w:rPr>
+                <w:rFonts w:ascii="Microsoft YaHei" w:eastAsia="Microsoft YaHei" w:hAnsi="Microsoft YaHei" w:cs="Arial"/>
+                <w:sz w:val="18"/>
+                <w:szCs w:val="18"/>
+                <w:lang w:val="ru-RU" w:eastAsia="en-AU"/>
+              </w:rPr>
+            </w:pPr>
+            <w:r>
+              <w:rPr>
+                <w:rFonts w:ascii="Microsoft YaHei" w:eastAsia="Microsoft YaHei" w:hAnsi="Microsoft YaHei" w:cs="Arial"/>
+                <w:sz w:val="18"/>
+                <w:szCs w:val="18"/>
+                <w:lang w:val="en-AU" w:eastAsia="en-AU"/>
+              </w:rPr>
+              <w:t> </w:t>
+            </w:r>
+            <w:r>
+              <w:rPr>
+                <w:rFonts w:ascii="Microsoft YaHei" w:eastAsia="Microsoft YaHei" w:hAnsi="Microsoft YaHei" w:cs="Arial"/>
+                <w:sz w:val="18"/>
+                <w:szCs w:val="18"/>
+                <w:lang w:val="ru-RU" w:eastAsia="en-AU"/>
+              </w:rPr>
+              <w:t>Шифрование/Дешифрование с пустыми полями</w:t>
+            </w:r>
+          </w:p>
+        </w:tc>
+      </w:tr>
+      <w:tr>
+        <w:trPr>
+          <w:trHeight w:val="499"/>
+        </w:trPr>
+        <w:tc>
+          <w:tcPr>
+            <w:tcW w:w="3136" w:type="dxa"/>
+            <w:tcBorders>
+              <w:top w:val="nil"/>
+              <w:left w:val="single" w:sz="4" w:space="0" w:color="2F75B5"/>
+              <w:bottom w:val="single" w:sz="4" w:space="0" w:color="FFFFFF"/>
+              <w:right w:val="single" w:sz="4" w:space="0" w:color="2F75B5"/>
+            </w:tcBorders>
+            <w:shd w:val="clear" w:color="000000" w:fill="2F75B5"/>
+            <w:noWrap/>
+            <w:vAlign w:val="center"/>
+          </w:tcPr>
+          <w:p>
+            <w:pPr>
+              <w:spacing w:after="0" w:line="240" w:lineRule="auto"/>
+              <w:ind w:firstLineChars="100" w:firstLine="180"/>
+              <w:jc w:val="right"/>
+              <w:rPr>
+                <w:rFonts w:ascii="Microsoft YaHei" w:eastAsia="Microsoft YaHei" w:hAnsi="Microsoft YaHei" w:cs="Arial"/>
+                <w:b/>
+                <w:bCs/>
+                <w:color w:val="FFFFFF"/>
+                <w:sz w:val="18"/>
+                <w:szCs w:val="18"/>
+                <w:lang w:val="en-AU" w:eastAsia="en-AU"/>
+              </w:rPr>
+            </w:pPr>
+            <w:r>
+              <w:rPr>
+                <w:rFonts w:ascii="Microsoft YaHei" w:eastAsia="Microsoft YaHei" w:hAnsi="Microsoft YaHei" w:cs="Arial" w:hint="eastAsia"/>
+                <w:b/>
+                <w:bCs/>
+                <w:color w:val="FFFFFF"/>
+                <w:sz w:val="18"/>
+                <w:szCs w:val="18"/>
+                <w:lang w:val="ru-RU" w:eastAsia="en-AU"/>
+              </w:rPr>
+              <w:t>Краткое</w:t>
+            </w:r>
+            <w:r>
+              <w:rPr>
+                <w:rFonts w:ascii="Microsoft YaHei" w:eastAsia="Microsoft YaHei" w:hAnsi="Microsoft YaHei" w:cs="Arial"/>
+                <w:b/>
+                <w:bCs/>
+                <w:color w:val="FFFFFF"/>
+                <w:sz w:val="18"/>
+                <w:szCs w:val="18"/>
+                <w:lang w:val="ru-RU" w:eastAsia="en-AU"/>
+              </w:rPr>
+              <w:t xml:space="preserve"> изложение теста</w:t>
+            </w:r>
+          </w:p>
+        </w:tc>
+        <w:tc>
+          <w:tcPr>
+            <w:tcW w:w="7127" w:type="dxa"/>
+            <w:tcBorders>
+              <w:top w:val="nil"/>
+              <w:left w:val="nil"/>
+              <w:bottom w:val="single" w:sz="4" w:space="0" w:color="2F75B5"/>
+              <w:right w:val="single" w:sz="4" w:space="0" w:color="2F75B5"/>
+            </w:tcBorders>
+            <w:noWrap/>
+            <w:vAlign w:val="center"/>
+          </w:tcPr>
+          <w:p>
+            <w:pPr>
+              <w:spacing w:after="0" w:line="240" w:lineRule="auto"/>
+              <w:rPr>
+                <w:rFonts w:ascii="Microsoft YaHei" w:eastAsia="Microsoft YaHei" w:hAnsi="Microsoft YaHei" w:cs="Arial"/>
+                <w:sz w:val="18"/>
+                <w:szCs w:val="18"/>
+                <w:lang w:val="ru-RU" w:eastAsia="en-AU"/>
+              </w:rPr>
+            </w:pPr>
+            <w:r>
+              <w:rPr>
+                <w:rFonts w:ascii="Microsoft YaHei" w:eastAsia="Microsoft YaHei" w:hAnsi="Microsoft YaHei" w:cs="Arial"/>
+                <w:sz w:val="18"/>
+                <w:szCs w:val="18"/>
+                <w:lang w:val="ru-RU" w:eastAsia="en-AU"/>
+              </w:rPr>
+              <w:t>Попытка шифровки/дешифровки с пустыми полями</w:t>
+            </w:r>
+          </w:p>
+        </w:tc>
+      </w:tr>
+      <w:tr>
+        <w:trPr>
+          <w:trHeight w:val="499"/>
+        </w:trPr>
+        <w:tc>
+          <w:tcPr>
+            <w:tcW w:w="3136" w:type="dxa"/>
+            <w:tcBorders>
+              <w:top w:val="nil"/>
+              <w:left w:val="single" w:sz="4" w:space="0" w:color="2F75B5"/>
+              <w:bottom w:val="single" w:sz="4" w:space="0" w:color="FFFFFF"/>
+              <w:right w:val="single" w:sz="4" w:space="0" w:color="2F75B5"/>
+            </w:tcBorders>
+            <w:shd w:val="clear" w:color="000000" w:fill="2F75B5"/>
+            <w:noWrap/>
+            <w:vAlign w:val="center"/>
+          </w:tcPr>
+          <w:p>
+            <w:pPr>
+              <w:spacing w:after="0" w:line="240" w:lineRule="auto"/>
+              <w:ind w:firstLineChars="100" w:firstLine="180"/>
+              <w:jc w:val="right"/>
+              <w:rPr>
+                <w:rFonts w:ascii="Microsoft YaHei" w:eastAsia="Microsoft YaHei" w:hAnsi="Microsoft YaHei" w:cs="Arial"/>
+                <w:b/>
+                <w:bCs/>
+                <w:color w:val="FFFFFF"/>
+                <w:sz w:val="18"/>
+                <w:szCs w:val="18"/>
+                <w:lang w:val="en-AU" w:eastAsia="en-AU"/>
+              </w:rPr>
+            </w:pPr>
+            <w:r>
+              <w:rPr>
+                <w:rFonts w:ascii="Microsoft YaHei" w:eastAsia="Microsoft YaHei" w:hAnsi="Microsoft YaHei" w:cs="Arial" w:hint="eastAsia"/>
+                <w:b/>
+                <w:bCs/>
+                <w:color w:val="FFFFFF"/>
+                <w:sz w:val="18"/>
+                <w:szCs w:val="18"/>
+                <w:lang w:val="ru-RU" w:eastAsia="en-AU"/>
+              </w:rPr>
+              <w:t>Этапы</w:t>
+            </w:r>
+            <w:r>
+              <w:rPr>
+                <w:rFonts w:ascii="Microsoft YaHei" w:eastAsia="Microsoft YaHei" w:hAnsi="Microsoft YaHei" w:cs="Arial"/>
+                <w:b/>
+                <w:bCs/>
+                <w:color w:val="FFFFFF"/>
+                <w:sz w:val="18"/>
+                <w:szCs w:val="18"/>
+                <w:lang w:val="ru-RU" w:eastAsia="en-AU"/>
+              </w:rPr>
+              <w:t xml:space="preserve"> теста</w:t>
+            </w:r>
+          </w:p>
+        </w:tc>
+        <w:tc>
+          <w:tcPr>
+            <w:tcW w:w="7127" w:type="dxa"/>
+            <w:tcBorders>
+              <w:top w:val="nil"/>
+              <w:left w:val="nil"/>
+              <w:bottom w:val="single" w:sz="4" w:space="0" w:color="2F75B5"/>
+              <w:right w:val="single" w:sz="4" w:space="0" w:color="2F75B5"/>
+            </w:tcBorders>
+            <w:noWrap/>
+            <w:vAlign w:val="center"/>
+          </w:tcPr>
+          <w:p>
+            <w:pPr>
+              <w:spacing w:after="0" w:line="240" w:lineRule="auto"/>
+              <w:rPr>
+                <w:rFonts w:ascii="Microsoft YaHei" w:eastAsia="Microsoft YaHei" w:hAnsi="Microsoft YaHei" w:cs="Arial"/>
+                <w:sz w:val="18"/>
+                <w:szCs w:val="18"/>
+                <w:lang w:val="ru-RU" w:eastAsia="en-AU"/>
+              </w:rPr>
+            </w:pPr>
+            <w:r>
+              <w:rPr>
+                <w:rFonts w:ascii="Microsoft YaHei" w:eastAsia="Microsoft YaHei" w:hAnsi="Microsoft YaHei" w:cs="Arial"/>
+                <w:sz w:val="18"/>
+                <w:szCs w:val="18"/>
+                <w:lang w:val="ru-RU" w:eastAsia="en-AU"/>
+              </w:rPr>
+              <w:t>Открыть</w:t>
+            </w:r>
+            <w:r>
+              <w:rPr>
+                <w:rFonts w:ascii="Microsoft YaHei" w:eastAsia="Microsoft YaHei" w:hAnsi="Microsoft YaHei" w:cs="Arial"/>
+                <w:sz w:val="18"/>
+                <w:szCs w:val="18"/>
+                <w:lang w:val="ru-RU" w:eastAsia="en-AU"/>
+              </w:rPr>
+              <w:t xml:space="preserve"> страницу</w:t>
+            </w:r>
+            <w:r>
+              <w:rPr>
+                <w:rFonts w:ascii="Microsoft YaHei" w:eastAsia="Microsoft YaHei" w:hAnsi="Microsoft YaHei" w:cs="Arial"/>
+                <w:sz w:val="18"/>
+                <w:szCs w:val="18"/>
+                <w:lang w:val="ru-RU" w:eastAsia="en-AU"/>
+              </w:rPr>
+              <w:t xml:space="preserve"> шифрование, дешифрование -</w:t>
+            </w:r>
+            <w:r>
+              <w:rPr>
+                <w:rFonts w:ascii="Microsoft YaHei" w:eastAsia="Microsoft YaHei" w:hAnsi="Microsoft YaHei" w:cs="Arial"/>
+                <w:sz w:val="18"/>
+                <w:szCs w:val="18"/>
+                <w:lang w:val="ru-RU" w:eastAsia="en-AU"/>
+              </w:rPr>
+              <w:t>&gt;</w:t>
+            </w:r>
+            <w:r>
+              <w:rPr>
+                <w:rFonts w:ascii="Microsoft YaHei" w:eastAsia="Microsoft YaHei" w:hAnsi="Microsoft YaHei" w:cs="Arial"/>
+                <w:sz w:val="18"/>
+                <w:szCs w:val="18"/>
+                <w:lang w:val="ru-RU" w:eastAsia="en-AU"/>
+              </w:rPr>
+              <w:t xml:space="preserve"> попробовать провести шифровку и дешифровку с пустыми полями</w:t>
+            </w:r>
+          </w:p>
+        </w:tc>
+      </w:tr>
+      <w:tr>
+        <w:trPr>
+          <w:trHeight w:val="499"/>
+        </w:trPr>
+        <w:tc>
+          <w:tcPr>
+            <w:tcW w:w="3136" w:type="dxa"/>
+            <w:tcBorders>
+              <w:top w:val="nil"/>
+              <w:left w:val="single" w:sz="4" w:space="0" w:color="2F75B5"/>
+              <w:bottom w:val="single" w:sz="4" w:space="0" w:color="FFFFFF"/>
+              <w:right w:val="single" w:sz="4" w:space="0" w:color="2F75B5"/>
+            </w:tcBorders>
+            <w:shd w:val="clear" w:color="000000" w:fill="2F75B5"/>
+            <w:noWrap/>
+            <w:vAlign w:val="center"/>
+          </w:tcPr>
+          <w:p>
+            <w:pPr>
+              <w:spacing w:after="0" w:line="240" w:lineRule="auto"/>
+              <w:ind w:firstLineChars="100" w:firstLine="180"/>
+              <w:jc w:val="right"/>
+              <w:rPr>
+                <w:rFonts w:ascii="Microsoft YaHei" w:eastAsia="Microsoft YaHei" w:hAnsi="Microsoft YaHei" w:cs="Arial"/>
+                <w:b/>
+                <w:bCs/>
+                <w:color w:val="FFFFFF"/>
+                <w:sz w:val="18"/>
+                <w:szCs w:val="18"/>
+                <w:lang w:val="en-AU" w:eastAsia="en-AU"/>
+              </w:rPr>
+            </w:pPr>
+            <w:r>
+              <w:rPr>
+                <w:rFonts w:ascii="Microsoft YaHei" w:eastAsia="Microsoft YaHei" w:hAnsi="Microsoft YaHei" w:cs="Arial" w:hint="eastAsia"/>
+                <w:b/>
+                <w:bCs/>
+                <w:color w:val="FFFFFF"/>
+                <w:sz w:val="18"/>
+                <w:szCs w:val="18"/>
+                <w:lang w:val="ru-RU" w:eastAsia="en-AU"/>
+              </w:rPr>
+              <w:t>Тестовые</w:t>
+            </w:r>
+            <w:r>
+              <w:rPr>
+                <w:rFonts w:ascii="Microsoft YaHei" w:eastAsia="Microsoft YaHei" w:hAnsi="Microsoft YaHei" w:cs="Arial"/>
+                <w:b/>
+                <w:bCs/>
+                <w:color w:val="FFFFFF"/>
+                <w:sz w:val="18"/>
+                <w:szCs w:val="18"/>
+                <w:lang w:val="ru-RU" w:eastAsia="en-AU"/>
+              </w:rPr>
+              <w:t xml:space="preserve"> данные</w:t>
+            </w:r>
+          </w:p>
+        </w:tc>
+        <w:tc>
+          <w:tcPr>
+            <w:tcW w:w="7127" w:type="dxa"/>
+            <w:tcBorders>
+              <w:top w:val="nil"/>
+              <w:left w:val="nil"/>
+              <w:bottom w:val="single" w:sz="4" w:space="0" w:color="2F75B5"/>
+              <w:right w:val="single" w:sz="4" w:space="0" w:color="2F75B5"/>
+            </w:tcBorders>
+            <w:noWrap/>
+            <w:vAlign w:val="center"/>
+          </w:tcPr>
+          <w:p>
+            <w:pPr>
+              <w:spacing w:after="0" w:line="240" w:lineRule="auto"/>
+              <w:rPr>
+                <w:rFonts w:ascii="Microsoft YaHei" w:eastAsia="Microsoft YaHei" w:hAnsi="Microsoft YaHei" w:cs="Arial"/>
+                <w:sz w:val="18"/>
+                <w:szCs w:val="18"/>
+                <w:lang w:val="ru-RU" w:eastAsia="en-AU"/>
+              </w:rPr>
+            </w:pPr>
+            <w:r>
+              <w:rPr>
+                <w:rFonts w:ascii="Microsoft YaHei" w:eastAsia="Microsoft YaHei" w:hAnsi="Microsoft YaHei" w:cs="Arial"/>
+                <w:sz w:val="18"/>
+                <w:szCs w:val="18"/>
+                <w:lang w:val="en-AU" w:eastAsia="en-AU"/>
+              </w:rPr>
+              <w:t> </w:t>
+            </w:r>
+            <w:r>
+              <w:rPr>
+                <w:rFonts w:ascii="Microsoft YaHei" w:eastAsia="Microsoft YaHei" w:hAnsi="Microsoft YaHei" w:cs="Arial"/>
+                <w:sz w:val="18"/>
+                <w:szCs w:val="18"/>
+                <w:lang w:val="ru-RU" w:eastAsia="en-AU"/>
+              </w:rPr>
+              <w:t>-</w:t>
+            </w:r>
+          </w:p>
+        </w:tc>
+      </w:tr>
+      <w:tr>
+        <w:trPr>
+          <w:trHeight w:val="499"/>
+        </w:trPr>
+        <w:tc>
+          <w:tcPr>
+            <w:tcW w:w="3136" w:type="dxa"/>
+            <w:tcBorders>
+              <w:top w:val="nil"/>
+              <w:left w:val="single" w:sz="4" w:space="0" w:color="2F75B5"/>
+              <w:bottom w:val="single" w:sz="4" w:space="0" w:color="FFFFFF"/>
+              <w:right w:val="single" w:sz="4" w:space="0" w:color="2F75B5"/>
+            </w:tcBorders>
+            <w:shd w:val="clear" w:color="000000" w:fill="2F75B5"/>
+            <w:noWrap/>
+            <w:vAlign w:val="center"/>
+          </w:tcPr>
+          <w:p>
+            <w:pPr>
+              <w:spacing w:after="0" w:line="240" w:lineRule="auto"/>
+              <w:ind w:firstLineChars="100" w:firstLine="180"/>
+              <w:jc w:val="right"/>
+              <w:rPr>
+                <w:rFonts w:ascii="Microsoft YaHei" w:eastAsia="Microsoft YaHei" w:hAnsi="Microsoft YaHei" w:cs="Arial"/>
+                <w:b/>
+                <w:bCs/>
+                <w:color w:val="FFFFFF"/>
+                <w:sz w:val="18"/>
+                <w:szCs w:val="18"/>
+                <w:lang w:val="en-AU" w:eastAsia="en-AU"/>
+              </w:rPr>
+            </w:pPr>
+            <w:r>
+              <w:rPr>
+                <w:rFonts w:ascii="Microsoft YaHei" w:eastAsia="Microsoft YaHei" w:hAnsi="Microsoft YaHei" w:cs="Arial" w:hint="eastAsia"/>
+                <w:b/>
+                <w:bCs/>
+                <w:color w:val="FFFFFF"/>
+                <w:sz w:val="18"/>
+                <w:szCs w:val="18"/>
+                <w:lang w:val="ru-RU" w:eastAsia="en-AU"/>
+              </w:rPr>
+              <w:t>Ожидаемый</w:t>
+            </w:r>
+            <w:r>
+              <w:rPr>
+                <w:rFonts w:ascii="Microsoft YaHei" w:eastAsia="Microsoft YaHei" w:hAnsi="Microsoft YaHei" w:cs="Arial"/>
+                <w:b/>
+                <w:bCs/>
+                <w:color w:val="FFFFFF"/>
+                <w:sz w:val="18"/>
+                <w:szCs w:val="18"/>
+                <w:lang w:val="ru-RU" w:eastAsia="en-AU"/>
+              </w:rPr>
+              <w:t xml:space="preserve"> результат</w:t>
+            </w:r>
+          </w:p>
+        </w:tc>
+        <w:tc>
+          <w:tcPr>
+            <w:tcW w:w="7127" w:type="dxa"/>
+            <w:tcBorders>
+              <w:top w:val="nil"/>
+              <w:left w:val="nil"/>
+              <w:bottom w:val="single" w:sz="4" w:space="0" w:color="2F75B5"/>
+              <w:right w:val="single" w:sz="4" w:space="0" w:color="2F75B5"/>
+            </w:tcBorders>
+            <w:noWrap/>
+            <w:vAlign w:val="center"/>
+          </w:tcPr>
+          <w:p>
+            <w:pPr>
+              <w:spacing w:after="0" w:line="240" w:lineRule="auto"/>
+              <w:rPr>
+                <w:rFonts w:ascii="Microsoft YaHei" w:eastAsia="Microsoft YaHei" w:hAnsi="Microsoft YaHei" w:cs="Arial"/>
+                <w:sz w:val="18"/>
+                <w:szCs w:val="18"/>
+                <w:lang w:val="ru-RU" w:eastAsia="en-AU"/>
+              </w:rPr>
+            </w:pPr>
+            <w:r>
+              <w:rPr>
+                <w:rFonts w:ascii="Microsoft YaHei" w:eastAsia="Microsoft YaHei" w:hAnsi="Microsoft YaHei" w:cs="Arial"/>
+                <w:sz w:val="18"/>
+                <w:szCs w:val="18"/>
+                <w:lang w:val="ru-RU" w:eastAsia="en-AU"/>
+              </w:rPr>
+              <w:t>Предупреждение о пустых полях</w:t>
+            </w:r>
+          </w:p>
+        </w:tc>
+      </w:tr>
+      <w:tr>
+        <w:trPr>
+          <w:trHeight w:val="499"/>
+        </w:trPr>
+        <w:tc>
+          <w:tcPr>
+            <w:tcW w:w="3136" w:type="dxa"/>
+            <w:tcBorders>
+              <w:top w:val="nil"/>
+              <w:left w:val="single" w:sz="4" w:space="0" w:color="2F75B5"/>
+              <w:bottom w:val="single" w:sz="4" w:space="0" w:color="FFFFFF"/>
+              <w:right w:val="single" w:sz="4" w:space="0" w:color="2F75B5"/>
+            </w:tcBorders>
+            <w:shd w:val="clear" w:color="000000" w:fill="2F75B5"/>
+            <w:noWrap/>
+            <w:vAlign w:val="center"/>
+          </w:tcPr>
+          <w:p>
+            <w:pPr>
+              <w:spacing w:after="0" w:line="240" w:lineRule="auto"/>
+              <w:ind w:firstLineChars="100" w:firstLine="180"/>
+              <w:jc w:val="right"/>
+              <w:rPr>
+                <w:rFonts w:ascii="Microsoft YaHei" w:eastAsia="Microsoft YaHei" w:hAnsi="Microsoft YaHei" w:cs="Arial"/>
+                <w:b/>
+                <w:bCs/>
+                <w:color w:val="FFFFFF"/>
+                <w:sz w:val="18"/>
+                <w:szCs w:val="18"/>
+                <w:lang w:val="en-AU" w:eastAsia="en-AU"/>
+              </w:rPr>
+            </w:pPr>
+            <w:r>
+              <w:rPr>
+                <w:rFonts w:ascii="Microsoft YaHei" w:eastAsia="Microsoft YaHei" w:hAnsi="Microsoft YaHei" w:cs="Arial" w:hint="eastAsia"/>
+                <w:b/>
+                <w:bCs/>
+                <w:color w:val="FFFFFF"/>
+                <w:sz w:val="18"/>
+                <w:szCs w:val="18"/>
+                <w:lang w:val="ru-RU" w:eastAsia="en-AU"/>
+              </w:rPr>
+              <w:t>Фактический</w:t>
+            </w:r>
+            <w:r>
+              <w:rPr>
+                <w:rFonts w:ascii="Microsoft YaHei" w:eastAsia="Microsoft YaHei" w:hAnsi="Microsoft YaHei" w:cs="Arial"/>
+                <w:b/>
+                <w:bCs/>
+                <w:color w:val="FFFFFF"/>
+                <w:sz w:val="18"/>
+                <w:szCs w:val="18"/>
+                <w:lang w:val="ru-RU" w:eastAsia="en-AU"/>
+              </w:rPr>
+              <w:t xml:space="preserve"> результат</w:t>
+            </w:r>
+          </w:p>
+        </w:tc>
+        <w:tc>
+          <w:tcPr>
+            <w:tcW w:w="7127" w:type="dxa"/>
+            <w:tcBorders>
+              <w:top w:val="nil"/>
+              <w:left w:val="nil"/>
+              <w:bottom w:val="single" w:sz="4" w:space="0" w:color="2F75B5"/>
+              <w:right w:val="single" w:sz="4" w:space="0" w:color="2F75B5"/>
+            </w:tcBorders>
+            <w:noWrap/>
+            <w:vAlign w:val="center"/>
+          </w:tcPr>
+          <w:p>
+            <w:pPr>
+              <w:spacing w:after="0" w:line="240" w:lineRule="auto"/>
+              <w:rPr>
+                <w:rFonts w:ascii="Microsoft YaHei" w:eastAsia="Microsoft YaHei" w:hAnsi="Microsoft YaHei" w:cs="Arial"/>
+                <w:sz w:val="18"/>
+                <w:szCs w:val="18"/>
+                <w:lang w:val="en-AU" w:eastAsia="en-AU"/>
+              </w:rPr>
+            </w:pPr>
+            <w:r>
+              <w:rPr>
+                <w:rFonts w:ascii="Microsoft YaHei" w:eastAsia="Microsoft YaHei" w:hAnsi="Microsoft YaHei" w:cs="Arial"/>
+                <w:sz w:val="18"/>
+                <w:szCs w:val="18"/>
+                <w:lang w:val="en-AU" w:eastAsia="en-AU"/>
+              </w:rPr>
+              <w:t> </w:t>
+            </w:r>
+          </w:p>
+        </w:tc>
+      </w:tr>
+      <w:tr>
+        <w:trPr>
+          <w:trHeight w:val="499"/>
+        </w:trPr>
+        <w:tc>
+          <w:tcPr>
+            <w:tcW w:w="3136" w:type="dxa"/>
+            <w:tcBorders>
+              <w:top w:val="nil"/>
+              <w:left w:val="single" w:sz="4" w:space="0" w:color="2F75B5"/>
+              <w:bottom w:val="single" w:sz="4" w:space="0" w:color="FFFFFF"/>
+              <w:right w:val="single" w:sz="4" w:space="0" w:color="2F75B5"/>
+            </w:tcBorders>
+            <w:shd w:val="clear" w:color="000000" w:fill="2F75B5"/>
+            <w:noWrap/>
+            <w:vAlign w:val="center"/>
+          </w:tcPr>
+          <w:p>
+            <w:pPr>
+              <w:spacing w:after="0" w:line="240" w:lineRule="auto"/>
+              <w:ind w:firstLineChars="100" w:firstLine="180"/>
+              <w:jc w:val="right"/>
+              <w:rPr>
+                <w:rFonts w:ascii="Microsoft YaHei" w:eastAsia="Microsoft YaHei" w:hAnsi="Microsoft YaHei" w:cs="Arial"/>
+                <w:b/>
+                <w:bCs/>
+                <w:color w:val="FFFFFF"/>
+                <w:sz w:val="18"/>
+                <w:szCs w:val="18"/>
+                <w:lang w:val="en-AU" w:eastAsia="en-AU"/>
+              </w:rPr>
+            </w:pPr>
+            <w:r>
+              <w:rPr>
+                <w:rFonts w:ascii="Microsoft YaHei" w:eastAsia="Microsoft YaHei" w:hAnsi="Microsoft YaHei" w:cs="Arial" w:hint="eastAsia"/>
+                <w:b/>
+                <w:bCs/>
+                <w:color w:val="FFFFFF"/>
+                <w:sz w:val="18"/>
+                <w:szCs w:val="18"/>
+                <w:lang w:val="ru-RU" w:eastAsia="en-AU"/>
+              </w:rPr>
+              <w:t>Статус</w:t>
+            </w:r>
+          </w:p>
+        </w:tc>
+        <w:tc>
+          <w:tcPr>
+            <w:tcW w:w="7127" w:type="dxa"/>
+            <w:tcBorders>
+              <w:top w:val="nil"/>
+              <w:left w:val="nil"/>
+              <w:bottom w:val="single" w:sz="4" w:space="0" w:color="2F75B5"/>
+              <w:right w:val="single" w:sz="4" w:space="0" w:color="2F75B5"/>
+            </w:tcBorders>
+            <w:noWrap/>
+            <w:vAlign w:val="center"/>
+          </w:tcPr>
+          <w:p>
+            <w:pPr>
+              <w:spacing w:after="0" w:line="240" w:lineRule="auto"/>
+              <w:rPr>
+                <w:rFonts w:ascii="Microsoft YaHei" w:eastAsia="Microsoft YaHei" w:hAnsi="Microsoft YaHei" w:cs="Arial"/>
+                <w:sz w:val="18"/>
+                <w:szCs w:val="18"/>
+                <w:lang w:val="en-AU" w:eastAsia="en-AU"/>
+              </w:rPr>
+            </w:pPr>
+            <w:r>
+              <w:rPr>
+                <w:rFonts w:ascii="Microsoft YaHei" w:eastAsia="Microsoft YaHei" w:hAnsi="Microsoft YaHei" w:cs="Arial"/>
+                <w:sz w:val="18"/>
+                <w:szCs w:val="18"/>
+                <w:lang w:val="en-AU" w:eastAsia="en-AU"/>
+              </w:rPr>
+              <w:t> </w:t>
+            </w:r>
+          </w:p>
+        </w:tc>
+      </w:tr>
+      <w:tr>
+        <w:trPr>
+          <w:trHeight w:val="499"/>
+        </w:trPr>
+        <w:tc>
+          <w:tcPr>
+            <w:tcW w:w="3136" w:type="dxa"/>
+            <w:tcBorders>
+              <w:top w:val="nil"/>
+              <w:left w:val="single" w:sz="4" w:space="0" w:color="2F75B5"/>
+              <w:bottom w:val="single" w:sz="4" w:space="0" w:color="FFFFFF"/>
+              <w:right w:val="single" w:sz="4" w:space="0" w:color="2F75B5"/>
+            </w:tcBorders>
+            <w:shd w:val="clear" w:color="000000" w:fill="2F75B5"/>
+            <w:noWrap/>
+            <w:vAlign w:val="center"/>
+          </w:tcPr>
+          <w:p>
+            <w:pPr>
+              <w:spacing w:after="0" w:line="240" w:lineRule="auto"/>
+              <w:ind w:firstLineChars="100" w:firstLine="180"/>
+              <w:jc w:val="right"/>
+              <w:rPr>
+                <w:rFonts w:ascii="Microsoft YaHei" w:eastAsia="Microsoft YaHei" w:hAnsi="Microsoft YaHei" w:cs="Arial"/>
+                <w:b/>
+                <w:bCs/>
+                <w:color w:val="FFFFFF"/>
+                <w:sz w:val="18"/>
+                <w:szCs w:val="18"/>
+                <w:lang w:val="en-AU" w:eastAsia="en-AU"/>
+              </w:rPr>
+            </w:pPr>
+            <w:r>
+              <w:rPr>
+                <w:rFonts w:ascii="Microsoft YaHei" w:eastAsia="Microsoft YaHei" w:hAnsi="Microsoft YaHei" w:cs="Arial" w:hint="eastAsia"/>
+                <w:b/>
+                <w:bCs/>
+                <w:color w:val="FFFFFF"/>
+                <w:sz w:val="18"/>
+                <w:szCs w:val="18"/>
+                <w:lang w:val="ru-RU" w:eastAsia="en-AU"/>
+              </w:rPr>
+              <w:t>Предварительное</w:t>
+            </w:r>
+            <w:r>
+              <w:rPr>
+                <w:rFonts w:ascii="Microsoft YaHei" w:eastAsia="Microsoft YaHei" w:hAnsi="Microsoft YaHei" w:cs="Arial"/>
+                <w:b/>
+                <w:bCs/>
+                <w:color w:val="FFFFFF"/>
+                <w:sz w:val="18"/>
+                <w:szCs w:val="18"/>
+                <w:lang w:val="ru-RU" w:eastAsia="en-AU"/>
+              </w:rPr>
+              <w:t xml:space="preserve"> условие</w:t>
+            </w:r>
+          </w:p>
+        </w:tc>
+        <w:tc>
+          <w:tcPr>
+            <w:tcW w:w="7127" w:type="dxa"/>
+            <w:tcBorders>
+              <w:top w:val="nil"/>
+              <w:left w:val="nil"/>
+              <w:bottom w:val="single" w:sz="4" w:space="0" w:color="2F75B5"/>
+              <w:right w:val="single" w:sz="4" w:space="0" w:color="2F75B5"/>
+            </w:tcBorders>
+            <w:noWrap/>
+            <w:vAlign w:val="center"/>
+          </w:tcPr>
+          <w:p>
+            <w:pPr>
+              <w:spacing w:after="0" w:line="240" w:lineRule="auto"/>
+              <w:rPr>
+                <w:rFonts w:ascii="Microsoft YaHei" w:eastAsia="Microsoft YaHei" w:hAnsi="Microsoft YaHei" w:cs="Arial"/>
+                <w:sz w:val="18"/>
+                <w:szCs w:val="18"/>
+                <w:lang w:val="en-AU" w:eastAsia="en-AU"/>
+              </w:rPr>
+            </w:pPr>
+            <w:r>
+              <w:rPr>
+                <w:rFonts w:ascii="Microsoft YaHei" w:eastAsia="Microsoft YaHei" w:hAnsi="Microsoft YaHei" w:cs="Arial"/>
+                <w:sz w:val="18"/>
+                <w:szCs w:val="18"/>
+                <w:lang w:val="en-AU" w:eastAsia="en-AU"/>
+              </w:rPr>
+              <w:t> </w:t>
+            </w:r>
+          </w:p>
+        </w:tc>
+      </w:tr>
+      <w:tr>
+        <w:trPr>
+          <w:trHeight w:val="499"/>
+        </w:trPr>
+        <w:tc>
+          <w:tcPr>
+            <w:tcW w:w="3136" w:type="dxa"/>
+            <w:tcBorders>
+              <w:top w:val="nil"/>
+              <w:left w:val="single" w:sz="4" w:space="0" w:color="2F75B5"/>
+              <w:bottom w:val="single" w:sz="4" w:space="0" w:color="FFFFFF"/>
+              <w:right w:val="single" w:sz="4" w:space="0" w:color="2F75B5"/>
+            </w:tcBorders>
+            <w:shd w:val="clear" w:color="000000" w:fill="2F75B5"/>
+            <w:noWrap/>
+            <w:vAlign w:val="center"/>
+          </w:tcPr>
+          <w:p>
+            <w:pPr>
+              <w:spacing w:after="0" w:line="240" w:lineRule="auto"/>
+              <w:ind w:firstLineChars="100" w:firstLine="180"/>
+              <w:jc w:val="right"/>
+              <w:rPr>
+                <w:rFonts w:ascii="Microsoft YaHei" w:eastAsia="Microsoft YaHei" w:hAnsi="Microsoft YaHei" w:cs="Arial"/>
+                <w:b/>
+                <w:bCs/>
+                <w:color w:val="FFFFFF"/>
+                <w:sz w:val="18"/>
+                <w:szCs w:val="18"/>
+                <w:lang w:val="en-AU" w:eastAsia="en-AU"/>
+              </w:rPr>
+            </w:pPr>
+            <w:r>
+              <w:rPr>
+                <w:rFonts w:ascii="Microsoft YaHei" w:eastAsia="Microsoft YaHei" w:hAnsi="Microsoft YaHei" w:cs="Arial" w:hint="eastAsia"/>
+                <w:b/>
+                <w:bCs/>
+                <w:color w:val="FFFFFF"/>
+                <w:sz w:val="18"/>
+                <w:szCs w:val="18"/>
+                <w:lang w:val="ru-RU" w:eastAsia="en-AU"/>
+              </w:rPr>
+              <w:t>Постусловие</w:t>
+            </w:r>
+          </w:p>
+        </w:tc>
+        <w:tc>
+          <w:tcPr>
+            <w:tcW w:w="7127" w:type="dxa"/>
+            <w:tcBorders>
+              <w:top w:val="nil"/>
+              <w:left w:val="nil"/>
+              <w:bottom w:val="single" w:sz="4" w:space="0" w:color="2F75B5"/>
+              <w:right w:val="single" w:sz="4" w:space="0" w:color="2F75B5"/>
+            </w:tcBorders>
+            <w:noWrap/>
+            <w:vAlign w:val="center"/>
+          </w:tcPr>
+          <w:p>
+            <w:pPr>
+              <w:spacing w:after="0" w:line="240" w:lineRule="auto"/>
+              <w:rPr>
+                <w:rFonts w:ascii="Microsoft YaHei" w:eastAsia="Microsoft YaHei" w:hAnsi="Microsoft YaHei" w:cs="Arial"/>
+                <w:sz w:val="18"/>
+                <w:szCs w:val="18"/>
+                <w:lang w:val="en-AU" w:eastAsia="en-AU"/>
+              </w:rPr>
+            </w:pPr>
+            <w:r>
+              <w:rPr>
+                <w:rFonts w:ascii="Microsoft YaHei" w:eastAsia="Microsoft YaHei" w:hAnsi="Microsoft YaHei" w:cs="Arial"/>
+                <w:sz w:val="18"/>
+                <w:szCs w:val="18"/>
+                <w:lang w:val="en-AU" w:eastAsia="en-AU"/>
+              </w:rPr>
+              <w:t> </w:t>
+            </w:r>
+          </w:p>
+        </w:tc>
+      </w:tr>
+      <w:tr>
+        <w:trPr>
+          <w:trHeight w:val="499"/>
+        </w:trPr>
+        <w:tc>
+          <w:tcPr>
+            <w:tcW w:w="3136" w:type="dxa"/>
+            <w:tcBorders>
+              <w:top w:val="nil"/>
+              <w:left w:val="single" w:sz="4" w:space="0" w:color="2F75B5"/>
+              <w:bottom w:val="single" w:sz="4" w:space="0" w:color="2F75B5"/>
+              <w:right w:val="single" w:sz="4" w:space="0" w:color="2F75B5"/>
+            </w:tcBorders>
+            <w:shd w:val="clear" w:color="000000" w:fill="2F75B5"/>
+            <w:noWrap/>
+            <w:vAlign w:val="center"/>
+          </w:tcPr>
+          <w:p>
+            <w:pPr>
+              <w:spacing w:after="0" w:line="240" w:lineRule="auto"/>
+              <w:ind w:firstLineChars="100" w:firstLine="180"/>
+              <w:jc w:val="right"/>
+              <w:rPr>
+                <w:rFonts w:ascii="Microsoft YaHei" w:eastAsia="Microsoft YaHei" w:hAnsi="Microsoft YaHei" w:cs="Arial"/>
+                <w:b/>
+                <w:bCs/>
+                <w:color w:val="FFFFFF"/>
+                <w:sz w:val="18"/>
+                <w:szCs w:val="18"/>
+                <w:lang w:val="en-AU" w:eastAsia="en-AU"/>
+              </w:rPr>
+            </w:pPr>
+            <w:r>
+              <w:rPr>
+                <w:rFonts w:ascii="Microsoft YaHei" w:eastAsia="Microsoft YaHei" w:hAnsi="Microsoft YaHei" w:cs="Arial" w:hint="eastAsia"/>
+                <w:b/>
+                <w:bCs/>
+                <w:color w:val="FFFFFF"/>
+                <w:sz w:val="18"/>
+                <w:szCs w:val="18"/>
+                <w:lang w:val="ru-RU" w:eastAsia="en-AU"/>
+              </w:rPr>
+              <w:t>Примечания</w:t>
+            </w:r>
+            <w:r>
+              <w:rPr>
+                <w:rFonts w:ascii="Microsoft YaHei" w:eastAsia="Microsoft YaHei" w:hAnsi="Microsoft YaHei" w:cs="Arial"/>
+                <w:b/>
+                <w:bCs/>
+                <w:color w:val="FFFFFF"/>
+                <w:sz w:val="18"/>
+                <w:szCs w:val="18"/>
+                <w:lang w:val="ru-RU" w:eastAsia="en-AU"/>
+              </w:rPr>
+              <w:t>/комментарии</w:t>
+            </w:r>
+          </w:p>
+        </w:tc>
+        <w:tc>
+          <w:tcPr>
+            <w:tcW w:w="7127" w:type="dxa"/>
+            <w:tcBorders>
+              <w:top w:val="nil"/>
+              <w:left w:val="nil"/>
+              <w:bottom w:val="single" w:sz="4" w:space="0" w:color="2F75B5"/>
+              <w:right w:val="single" w:sz="4" w:space="0" w:color="2F75B5"/>
+            </w:tcBorders>
+            <w:noWrap/>
+            <w:vAlign w:val="center"/>
+          </w:tcPr>
+          <w:p>
+            <w:pPr>
+              <w:spacing w:after="0" w:line="240" w:lineRule="auto"/>
+              <w:rPr>
+                <w:rFonts w:ascii="Microsoft YaHei" w:eastAsia="Microsoft YaHei" w:hAnsi="Microsoft YaHei" w:cs="Arial"/>
+                <w:sz w:val="18"/>
+                <w:szCs w:val="18"/>
+                <w:lang w:val="en-AU" w:eastAsia="en-AU"/>
+              </w:rPr>
+            </w:pPr>
+            <w:r>
+              <w:rPr>
+                <w:rFonts w:ascii="Microsoft YaHei" w:eastAsia="Microsoft YaHei" w:hAnsi="Microsoft YaHei" w:cs="Arial"/>
+                <w:sz w:val="18"/>
+                <w:szCs w:val="18"/>
+                <w:lang w:val="en-AU" w:eastAsia="en-AU"/>
+              </w:rPr>
+              <w:t> </w:t>
+            </w:r>
+          </w:p>
+        </w:tc>
+      </w:tr>
+    </w:tbl>
     <w:p>
       <w:pPr>
         <w:rPr>
@@ -13332,7 +14399,7 @@
   <w:style w:type="paragraph" w:default="1" w:styleId="a">
     <w:name w:val="Normal"/>
     <w:qFormat/>
-    <w:rsid w:val="00F70C85"/>
+    <w:rsid w:val="00324EFF"/>
     <w:pPr>
       <w:spacing w:after="160" w:line="259" w:lineRule="auto"/>
     </w:pPr>
